--- a/chapters/Design and Implementation Draft V1.docx
+++ b/chapters/Design and Implementation Draft V1.docx
@@ -92,47 +92,35 @@
         <w:jc w:val="both"/>
       </w:pPr>
       <w:r>
-        <w:t>Dataset selection was governed by a requirement that follows directly from the research question. Because this study evaluates techniques for treating class imbalance, the datasets themselves must exhibit class imbalance. This requirement excluded two of the most widely cited phishing benchmarks. The UCI Phishing Websites dataset contains 44.31% phishing instances, an imbalance ratio of approximately 1:1.26, and the benchmark of Hannousse and Yahiouche is balanced by design at exactly 50%. Applied to such data, oversampling methods have almost nothing to correct, and cost-sensitive learning reduces to no treatment at all because the class weights it derives approach unity. Both were therefore examined and set aside, although they remain sound benchmarks for classification accuracy in general.</w:t>
-      </w:r>
-    </w:p>
-    <w:p>
-      <w:pPr>
-        <w:spacing w:line="360" w:lineRule="auto"/>
-        <w:jc w:val="both"/>
-      </w:pPr>
-      <w:r>
-        <w:t xml:space="preserve">The first dataset used is that of Vrbančič et al. (2020), which contains 88,647 instances described by 111 numeric features. Of these features, 96 are extracted from the domain name and hosting infrastructure and 15 </w:t>
-      </w:r>
+        <w:t>Both datasets are retrieved programmatically rather than being included in the project, so that the data used can be traced to its published source. The Vrbančič data is downloaded from the authors' repository and the URL-Phish data from its Mendeley record. Each is cached locally on first use, so subsequent runs are reproducible without repeated downloads and without depending on network availability. An explicit user agent is supplied with each request, since both hosts reject the default agent used by the Python standard library.</w:t>
+      </w:r>
+    </w:p>
+    <w:p>
+      <w:pPr>
+        <w:spacing w:line="360" w:lineRule="auto"/>
+        <w:jc w:val="both"/>
+      </w:pPr>
+      <w:r>
+        <w:t>The class distributions were verified against the published figures on loading rather than assumed from the accompanying papers. The Vrbančič data loads as 88,647 rows with 30,647 phishing instances, and URL-Phish as 116,600 rows with 16,600 phishing instances. These measured counts are the ones reported in Table 4.1 and used throughout the study.</w:t>
+      </w:r>
+    </w:p>
+    <w:p>
+      <w:pPr>
+        <w:spacing w:line="360" w:lineRule="auto"/>
+        <w:jc w:val="both"/>
+      </w:pPr>
       <w:r>
         <w:lastRenderedPageBreak/>
-        <w:t>describe the web page itself. The dataset contains 30,647 phishing and 58,000 legitimate instances, giving 34.57% phishing and an imbalance ratio of approximately 1:1.89. It contains no missing values.</w:t>
-      </w:r>
-    </w:p>
-    <w:p>
-      <w:pPr>
-        <w:spacing w:line="360" w:lineRule="auto"/>
-        <w:jc w:val="both"/>
-      </w:pPr>
-      <w:r>
-        <w:t>The second dataset is URL-Phish (2025), which contains 116,600 URLs described by 22 numeric lexical and structural features such as URL length, domain length, digit ratio, character entropy and HTTPS usage. It comprises 16,600 phishing and 100,000 legitimate instances, giving 14.24% phishing and an imbalance ratio of approximately 1:6.02. Its phishing samples were drawn from the PhishTank repository between November 2024 and September 2025, making it a substantially more recent benchmark than most datasets in circulation.</w:t>
-      </w:r>
-    </w:p>
-    <w:p>
-      <w:pPr>
-        <w:spacing w:line="360" w:lineRule="auto"/>
-        <w:jc w:val="both"/>
-      </w:pPr>
-      <w:r>
-        <w:t>It should be noted that the publication accompanying URL-Phish describes 111,660 URLs of which 11,660 are phishing, whereas the distributed data file contains 116,600 rows of which 16,600 are phishing. The counts reported here were measured directly from the file and are the figures used throughout this study.</w:t>
-      </w:r>
-    </w:p>
-    <w:p>
-      <w:pPr>
-        <w:spacing w:line="360" w:lineRule="auto"/>
-        <w:jc w:val="both"/>
-      </w:pPr>
-      <w:r>
-        <w:t>Using these two datasets strengthens the design in three respects. First, both are imbalanced as published, so the treatment techniques operate on genuine skew rather than on an artificially constructed distribution. Second, the two differ substantially in the severity of that skew, at approximately 1:1.89 and 1:6.02, which permits analysis of whether the effectiveness of a technique depends on how severe the imbalance is. Third, they differ considerably in feature richness, at 111 and 22 features respectively, which supports cross-dataset interpretation and reduces the likelihood that conclusions are specific to a single feature representation.</w:t>
+        <w:t>The two datasets present the target variable differently, and the loader normalises this. The Vrbančič data encodes the target as a numeric indicator in a column named for the phishing class, while URL-Phish uses a separate label column. Both are mapped so that phishing is the positive class, which is the convention every metric in this study is computed against.</w:t>
+      </w:r>
+    </w:p>
+    <w:p>
+      <w:pPr>
+        <w:spacing w:line="360" w:lineRule="auto"/>
+        <w:jc w:val="both"/>
+      </w:pPr>
+      <w:r>
+        <w:t>The loaders for the two excluded datasets are retained in the implementation, though they take no part in the experiments. This allows the class distributions reported in Section 3.4.1 to be reproduced and verified independently, rather than having to be taken on trust.</w:t>
       </w:r>
     </w:p>
     <w:p>
@@ -516,25 +504,25 @@
         <w:jc w:val="both"/>
       </w:pPr>
       <w:r>
+        <w:t>Column removal then discards three categories of attribute. Identifier columns are dropped, which for URL-Phish means the URL, domain and top-level domain strings, since these are records of the instance rather than features of it. Constant columns are dropped, having the same value in every row and therefore carrying no information. Exact duplicate columns are dropped, retaining the first occurrence. For the Vrbančič data this reduces the published 111 features to 92. Non-finite values are replaced by the column median, though in practice neither dataset contains any.</w:t>
+      </w:r>
+    </w:p>
+    <w:p>
+      <w:pPr>
+        <w:spacing w:line="360" w:lineRule="auto"/>
+        <w:jc w:val="both"/>
+      </w:pPr>
+      <w:r>
+        <w:t>Stratified reduction then samples each dataset down to 20,000 instances, drawing from each class in proportion to its existing frequency. The resulting class proportions are 34.57% phishing for the Vrbančič data and 14.23% for URL-Phish, matching the published distributions to within one hundredth of a percentage point.</w:t>
+      </w:r>
+    </w:p>
+    <w:p>
+      <w:pPr>
+        <w:spacing w:line="360" w:lineRule="auto"/>
+        <w:jc w:val="both"/>
+      </w:pPr>
+      <w:r>
         <w:lastRenderedPageBreak/>
-        <w:t>Column removal then discards three categories of attribute. Identifier columns are dropped, which for URL-Phish means the URL, domain and top-level domain strings, since these are records of the instance rather than features of it. Constant columns are dropped, having the same value in every row and therefore carrying no information. Exact duplicate columns are dropped, retaining the first occurrence. For the Vrbančič data this reduces the published 111 features to 92. Non-finite values are replaced by the column median, though in practice neither dataset contains any.</w:t>
-      </w:r>
-    </w:p>
-    <w:p>
-      <w:pPr>
-        <w:spacing w:line="360" w:lineRule="auto"/>
-        <w:jc w:val="both"/>
-      </w:pPr>
-      <w:r>
-        <w:t>Stratified reduction then samples each dataset down to 20,000 instances, drawing from each class in proportion to its existing frequency. The resulting class proportions are 34.57% phishing for the Vrbančič data and 14.23% for URL-Phish, matching the published distributions to within one hundredth of a percentage point.</w:t>
-      </w:r>
-    </w:p>
-    <w:p>
-      <w:pPr>
-        <w:spacing w:line="360" w:lineRule="auto"/>
-        <w:jc w:val="both"/>
-      </w:pPr>
-      <w:r>
         <w:t>The stratified train-test split is applied last, producing 16,000 training and 4,000 test instances. Splitting occurs before any imbalance treatment or feature scaling, so the test partition is never involved in fitting any component of the pipeline. Feature scaling is deliberately not applied at this stage: it is fitted inside each cross-validation fold, as described in Section 4.5, so that no scaling statistic is ever derived from data the model is later evaluated against.</w:t>
       </w:r>
       <w:r>
@@ -604,73 +592,79 @@
         <w:jc w:val="both"/>
       </w:pPr>
       <w:r>
+        <w:t>To reduce the risk of optimistic bias, any resampling method such as SMOTE or SMOTEENN is applied inside the cross-validation process rather than before it. This ensures that synthetic examples are created only from training folds and not from the validation folds. </w:t>
+      </w:r>
+      <w:r>
+        <w:t>The implementation uses an imblearn.pipeline.Pipeline so that preprocessing, resampling and model training are executed sequentially within each cross-validation fold.</w:t>
+      </w:r>
+      <w:r>
+        <w:t xml:space="preserve"> </w:t>
+      </w:r>
+      <w:r>
+        <w:t>This ensures that resampling is applied exclusively to the training partition of each fold and prevents information leakage into validation data.</w:t>
+      </w:r>
+      <w:r>
+        <w:t xml:space="preserve"> In this way, the validation process remains realistic and free from data leakage.</w:t>
+      </w:r>
+    </w:p>
+    <w:p>
+      <w:pPr>
+        <w:pStyle w:val="Heading2"/>
+      </w:pPr>
+      <w:r>
+        <w:t>4.6 Imbalance Treatment Design</w:t>
+      </w:r>
+    </w:p>
+    <w:p>
+      <w:pPr>
+        <w:spacing w:line="360" w:lineRule="auto"/>
+        <w:jc w:val="both"/>
+      </w:pPr>
+      <w:r>
         <w:lastRenderedPageBreak/>
-        <w:t>To reduce the risk of optimistic bias, any resampling method such as SMOTE or SMOTEENN is applied inside the cross-validation process rather than before it. This ensures that synthetic examples are created only from training folds and not from the validation folds. </w:t>
-      </w:r>
-      <w:r>
-        <w:t>The implementation uses an imblearn.pipeline.Pipeline so that preprocessing, resampling and model training are executed sequentially within each cross-validation fold.</w:t>
-      </w:r>
-      <w:r>
-        <w:t xml:space="preserve"> </w:t>
-      </w:r>
-      <w:r>
-        <w:t>This ensures that resampling is applied exclusively to the training partition of each fold and prevents information leakage into validation data.</w:t>
-      </w:r>
-      <w:r>
-        <w:t xml:space="preserve"> In this way, the validation process remains realistic and free from data leakage.</w:t>
-      </w:r>
-    </w:p>
-    <w:p>
-      <w:pPr>
-        <w:pStyle w:val="Heading2"/>
-      </w:pPr>
-      <w:r>
-        <w:t>4.6 Imbalance Treatment Design</w:t>
-      </w:r>
-    </w:p>
-    <w:p>
-      <w:pPr>
-        <w:spacing w:line="360" w:lineRule="auto"/>
-        <w:jc w:val="both"/>
-      </w:pPr>
-      <w:r>
-        <w:t>The implementation evaluates several class imbalance treatment techniques so that the dissertation can compare different balancing strategies under a common framework. These include random oversampling, random undersampling, SMOTE, ADASYN, SMOTEENN, SMOTETomek and cost-sensitive learning. This range of techniques reflects the main imbalance treatment categories discussed in the literature: simple resampling, synthetic oversampling, hybrid cleaning methods and algorithm-level weighting.</w:t>
-      </w:r>
-    </w:p>
-    <w:p>
-      <w:pPr>
-        <w:spacing w:line="360" w:lineRule="auto"/>
-        <w:jc w:val="both"/>
-      </w:pPr>
-      <w:r>
-        <w:t>Random oversampling is implemented by duplicating minority-class samples until the class distribution becomes more balanced. Random undersampling reduces the majority class by removing selected majority instances. SMOTE creates synthetic minority examples by interpolating between nearby minority neighbours, which helps increase the diversity of the minority class. The original SMOTE method was introduced by Chawla et al. as a synthetic oversampling technique for imbalanced learning.</w:t>
-      </w:r>
-    </w:p>
-    <w:p>
-      <w:pPr>
-        <w:spacing w:line="360" w:lineRule="auto"/>
-        <w:jc w:val="both"/>
-      </w:pPr>
-      <w:r>
-        <w:t>ADASYN is similar to SMOTE, but it focuses more heavily on minority points that are harder to learn. It was proposed by He et al. as an adaptive extension that shifts more emphasis toward difficult minority examples.</w:t>
-      </w:r>
-    </w:p>
-    <w:p>
-      <w:pPr>
-        <w:spacing w:line="360" w:lineRule="auto"/>
-        <w:jc w:val="both"/>
-      </w:pPr>
-      <w:r>
-        <w:t>SMOTEENN and SMOTETomek are hybrid techniques that combine oversampling with cleaning. SMOTEENN integrates SMOTE with Edited Nearest Neighbours, while SMOTETomek combines SMOTE with Tomek link removal. These techniques are available in the imbalanced-learn toolkit and are commonly used to reduce noise and refine the class boundary after oversampling. In the implementation, these methods are applied only to the training portion of each fold.</w:t>
-      </w:r>
-    </w:p>
-    <w:p>
-      <w:pPr>
-        <w:spacing w:line="360" w:lineRule="auto"/>
-        <w:jc w:val="both"/>
-      </w:pPr>
-      <w:r>
-        <w:t>Cost-sensitive learning is implemented differently from the resampling approaches. Instead of changing the data distribution, it changes the training objective by assigning a higher penalty to minority-class errors. This makes it possible to address imbalance without generating synthetic samples. The use of cost-sensitive learning is particularly useful as a comparison point because it allows the study to assess whether data-level balancing or algorithm-level weighting is more effective for phishing detection.</w:t>
+        <w:t xml:space="preserve">The seven techniques </w:t>
+      </w:r>
+      <w:r>
+        <w:t>are divided</w:t>
+      </w:r>
+      <w:r>
+        <w:t xml:space="preserve"> into two implementation categories, and the distinction matters because they enter the pipeline at different points.</w:t>
+      </w:r>
+    </w:p>
+    <w:p>
+      <w:pPr>
+        <w:spacing w:line="360" w:lineRule="auto"/>
+        <w:jc w:val="both"/>
+      </w:pPr>
+      <w:r>
+        <w:t>Six of the seven are data-level methods and are implemented as imbalanced-learn sampler objects: RandomOverSampler, RandomUnderSampler, SMOTE, ADASYN, SMOTEENN and SMOTETomek. Each is instantiated with the run's random seed, so the synthetic instances a technique generates are reproducible. The sampler is inserted as a stage of the pipeline rather than applied to the training data beforehand, which means it is re-executed independently within every cross-validation fold and operates only on that fold's training partition.</w:t>
+      </w:r>
+    </w:p>
+    <w:p>
+      <w:pPr>
+        <w:spacing w:line="360" w:lineRule="auto"/>
+        <w:jc w:val="both"/>
+      </w:pPr>
+      <w:r>
+        <w:t>Cost-sensitive learning is not a sampler and is not applied to the data at all. It is implemented by setting the class_weight parameter of the classifier to "balanced", which weights the contribution of each class in inverse proportion to its frequency. The pipeline for this condition therefore contains no resampling stage.</w:t>
+      </w:r>
+    </w:p>
+    <w:p>
+      <w:pPr>
+        <w:spacing w:line="360" w:lineRule="auto"/>
+        <w:jc w:val="both"/>
+      </w:pPr>
+      <w:r>
+        <w:t>The two mechanisms are mutually exclusive by construction. Where a sampler is present, class_weight is left unset; where cost-sensitive learning is in use, no sampler is added. This prevents any configuration from silently combining data-level and algorithm-level treatment, which would make the resulting measurement impossible to attribute to either.</w:t>
+      </w:r>
+    </w:p>
+    <w:p>
+      <w:pPr>
+        <w:spacing w:line="360" w:lineRule="auto"/>
+        <w:jc w:val="both"/>
+      </w:pPr>
+      <w:r>
+        <w:t>An untreated condition is also implemented, in which the pipeline contains neither a sampler nor a class weight. This is not one of the seven techniques under comparison, but it provides the reference point against which the effect of each treatment is measured.</w:t>
       </w:r>
     </w:p>
     <w:p>
@@ -691,42 +685,19 @@
     </w:p>
     <w:tbl>
       <w:tblPr>
+        <w:tblStyle w:val="TableGrid"/>
         <w:tblW w:w="9840" w:type="dxa"/>
-        <w:shd w:val="clear" w:color="auto" w:fill="19161D"/>
-        <w:tblCellMar>
-          <w:top w:w="15" w:type="dxa"/>
-          <w:left w:w="15" w:type="dxa"/>
-          <w:bottom w:w="15" w:type="dxa"/>
-          <w:right w:w="15" w:type="dxa"/>
-        </w:tblCellMar>
         <w:tblLook w:val="04A0" w:firstRow="1" w:lastRow="0" w:firstColumn="1" w:lastColumn="0" w:noHBand="0" w:noVBand="1"/>
       </w:tblPr>
       <w:tblGrid>
-        <w:gridCol w:w="2628"/>
-        <w:gridCol w:w="1810"/>
-        <w:gridCol w:w="5402"/>
+        <w:gridCol w:w="2623"/>
+        <w:gridCol w:w="1799"/>
+        <w:gridCol w:w="5418"/>
       </w:tblGrid>
       <w:tr>
-        <w:trPr>
-          <w:tblHeader/>
-        </w:trPr>
-        <w:tc>
-          <w:tcPr>
-            <w:tcW w:w="0" w:type="auto"/>
-            <w:tcBorders>
-              <w:top w:val="single" w:sz="6" w:space="0" w:color="352F3D"/>
-              <w:left w:val="single" w:sz="6" w:space="0" w:color="352F3D"/>
-              <w:bottom w:val="single" w:sz="6" w:space="0" w:color="352F3D"/>
-              <w:right w:val="single" w:sz="6" w:space="0" w:color="352F3D"/>
-            </w:tcBorders>
-            <w:shd w:val="clear" w:color="auto" w:fill="19161D"/>
-            <w:tcMar>
-              <w:top w:w="120" w:type="dxa"/>
-              <w:left w:w="120" w:type="dxa"/>
-              <w:bottom w:w="120" w:type="dxa"/>
-              <w:right w:w="120" w:type="dxa"/>
-            </w:tcMar>
-            <w:vAlign w:val="center"/>
+        <w:tc>
+          <w:tcPr>
+            <w:tcW w:w="0" w:type="auto"/>
             <w:hideMark/>
           </w:tcPr>
           <w:p>
@@ -743,7 +714,6 @@
                 <w:b/>
                 <w:bCs/>
               </w:rPr>
-              <w:lastRenderedPageBreak/>
               <w:t>Method</w:t>
             </w:r>
           </w:p>
@@ -751,20 +721,6 @@
         <w:tc>
           <w:tcPr>
             <w:tcW w:w="0" w:type="auto"/>
-            <w:tcBorders>
-              <w:top w:val="single" w:sz="6" w:space="0" w:color="352F3D"/>
-              <w:left w:val="single" w:sz="6" w:space="0" w:color="352F3D"/>
-              <w:bottom w:val="single" w:sz="6" w:space="0" w:color="352F3D"/>
-              <w:right w:val="single" w:sz="6" w:space="0" w:color="352F3D"/>
-            </w:tcBorders>
-            <w:shd w:val="clear" w:color="auto" w:fill="19161D"/>
-            <w:tcMar>
-              <w:top w:w="120" w:type="dxa"/>
-              <w:left w:w="120" w:type="dxa"/>
-              <w:bottom w:w="120" w:type="dxa"/>
-              <w:right w:w="120" w:type="dxa"/>
-            </w:tcMar>
-            <w:vAlign w:val="center"/>
             <w:hideMark/>
           </w:tcPr>
           <w:p>
@@ -788,20 +744,6 @@
         <w:tc>
           <w:tcPr>
             <w:tcW w:w="0" w:type="auto"/>
-            <w:tcBorders>
-              <w:top w:val="single" w:sz="6" w:space="0" w:color="352F3D"/>
-              <w:left w:val="single" w:sz="6" w:space="0" w:color="352F3D"/>
-              <w:bottom w:val="single" w:sz="6" w:space="0" w:color="352F3D"/>
-              <w:right w:val="single" w:sz="6" w:space="0" w:color="352F3D"/>
-            </w:tcBorders>
-            <w:shd w:val="clear" w:color="auto" w:fill="19161D"/>
-            <w:tcMar>
-              <w:top w:w="120" w:type="dxa"/>
-              <w:left w:w="120" w:type="dxa"/>
-              <w:bottom w:w="120" w:type="dxa"/>
-              <w:right w:w="120" w:type="dxa"/>
-            </w:tcMar>
-            <w:vAlign w:val="center"/>
             <w:hideMark/>
           </w:tcPr>
           <w:p>
@@ -827,20 +769,6 @@
         <w:tc>
           <w:tcPr>
             <w:tcW w:w="0" w:type="auto"/>
-            <w:tcBorders>
-              <w:top w:val="single" w:sz="6" w:space="0" w:color="352F3D"/>
-              <w:left w:val="single" w:sz="6" w:space="0" w:color="352F3D"/>
-              <w:bottom w:val="single" w:sz="6" w:space="0" w:color="352F3D"/>
-              <w:right w:val="single" w:sz="6" w:space="0" w:color="352F3D"/>
-            </w:tcBorders>
-            <w:shd w:val="clear" w:color="auto" w:fill="19161D"/>
-            <w:tcMar>
-              <w:top w:w="120" w:type="dxa"/>
-              <w:left w:w="120" w:type="dxa"/>
-              <w:bottom w:w="120" w:type="dxa"/>
-              <w:right w:w="120" w:type="dxa"/>
-            </w:tcMar>
-            <w:vAlign w:val="center"/>
             <w:hideMark/>
           </w:tcPr>
           <w:p>
@@ -856,20 +784,6 @@
         <w:tc>
           <w:tcPr>
             <w:tcW w:w="0" w:type="auto"/>
-            <w:tcBorders>
-              <w:top w:val="single" w:sz="6" w:space="0" w:color="352F3D"/>
-              <w:left w:val="single" w:sz="6" w:space="0" w:color="352F3D"/>
-              <w:bottom w:val="single" w:sz="6" w:space="0" w:color="352F3D"/>
-              <w:right w:val="single" w:sz="6" w:space="0" w:color="352F3D"/>
-            </w:tcBorders>
-            <w:shd w:val="clear" w:color="auto" w:fill="19161D"/>
-            <w:tcMar>
-              <w:top w:w="120" w:type="dxa"/>
-              <w:left w:w="120" w:type="dxa"/>
-              <w:bottom w:w="120" w:type="dxa"/>
-              <w:right w:w="120" w:type="dxa"/>
-            </w:tcMar>
-            <w:vAlign w:val="center"/>
             <w:hideMark/>
           </w:tcPr>
           <w:p>
@@ -885,20 +799,6 @@
         <w:tc>
           <w:tcPr>
             <w:tcW w:w="0" w:type="auto"/>
-            <w:tcBorders>
-              <w:top w:val="single" w:sz="6" w:space="0" w:color="352F3D"/>
-              <w:left w:val="single" w:sz="6" w:space="0" w:color="352F3D"/>
-              <w:bottom w:val="single" w:sz="6" w:space="0" w:color="352F3D"/>
-              <w:right w:val="single" w:sz="6" w:space="0" w:color="352F3D"/>
-            </w:tcBorders>
-            <w:shd w:val="clear" w:color="auto" w:fill="19161D"/>
-            <w:tcMar>
-              <w:top w:w="120" w:type="dxa"/>
-              <w:left w:w="120" w:type="dxa"/>
-              <w:bottom w:w="120" w:type="dxa"/>
-              <w:right w:w="120" w:type="dxa"/>
-            </w:tcMar>
-            <w:vAlign w:val="center"/>
             <w:hideMark/>
           </w:tcPr>
           <w:p>
@@ -916,20 +816,6 @@
         <w:tc>
           <w:tcPr>
             <w:tcW w:w="0" w:type="auto"/>
-            <w:tcBorders>
-              <w:top w:val="single" w:sz="6" w:space="0" w:color="352F3D"/>
-              <w:left w:val="single" w:sz="6" w:space="0" w:color="352F3D"/>
-              <w:bottom w:val="single" w:sz="6" w:space="0" w:color="352F3D"/>
-              <w:right w:val="single" w:sz="6" w:space="0" w:color="352F3D"/>
-            </w:tcBorders>
-            <w:shd w:val="clear" w:color="auto" w:fill="19161D"/>
-            <w:tcMar>
-              <w:top w:w="120" w:type="dxa"/>
-              <w:left w:w="120" w:type="dxa"/>
-              <w:bottom w:w="120" w:type="dxa"/>
-              <w:right w:w="120" w:type="dxa"/>
-            </w:tcMar>
-            <w:vAlign w:val="center"/>
             <w:hideMark/>
           </w:tcPr>
           <w:p>
@@ -945,20 +831,6 @@
         <w:tc>
           <w:tcPr>
             <w:tcW w:w="0" w:type="auto"/>
-            <w:tcBorders>
-              <w:top w:val="single" w:sz="6" w:space="0" w:color="352F3D"/>
-              <w:left w:val="single" w:sz="6" w:space="0" w:color="352F3D"/>
-              <w:bottom w:val="single" w:sz="6" w:space="0" w:color="352F3D"/>
-              <w:right w:val="single" w:sz="6" w:space="0" w:color="352F3D"/>
-            </w:tcBorders>
-            <w:shd w:val="clear" w:color="auto" w:fill="19161D"/>
-            <w:tcMar>
-              <w:top w:w="120" w:type="dxa"/>
-              <w:left w:w="120" w:type="dxa"/>
-              <w:bottom w:w="120" w:type="dxa"/>
-              <w:right w:w="120" w:type="dxa"/>
-            </w:tcMar>
-            <w:vAlign w:val="center"/>
             <w:hideMark/>
           </w:tcPr>
           <w:p>
@@ -974,20 +846,6 @@
         <w:tc>
           <w:tcPr>
             <w:tcW w:w="0" w:type="auto"/>
-            <w:tcBorders>
-              <w:top w:val="single" w:sz="6" w:space="0" w:color="352F3D"/>
-              <w:left w:val="single" w:sz="6" w:space="0" w:color="352F3D"/>
-              <w:bottom w:val="single" w:sz="6" w:space="0" w:color="352F3D"/>
-              <w:right w:val="single" w:sz="6" w:space="0" w:color="352F3D"/>
-            </w:tcBorders>
-            <w:shd w:val="clear" w:color="auto" w:fill="19161D"/>
-            <w:tcMar>
-              <w:top w:w="120" w:type="dxa"/>
-              <w:left w:w="120" w:type="dxa"/>
-              <w:bottom w:w="120" w:type="dxa"/>
-              <w:right w:w="120" w:type="dxa"/>
-            </w:tcMar>
-            <w:vAlign w:val="center"/>
             <w:hideMark/>
           </w:tcPr>
           <w:p>
@@ -1005,20 +863,6 @@
         <w:tc>
           <w:tcPr>
             <w:tcW w:w="0" w:type="auto"/>
-            <w:tcBorders>
-              <w:top w:val="single" w:sz="6" w:space="0" w:color="352F3D"/>
-              <w:left w:val="single" w:sz="6" w:space="0" w:color="352F3D"/>
-              <w:bottom w:val="single" w:sz="6" w:space="0" w:color="352F3D"/>
-              <w:right w:val="single" w:sz="6" w:space="0" w:color="352F3D"/>
-            </w:tcBorders>
-            <w:shd w:val="clear" w:color="auto" w:fill="19161D"/>
-            <w:tcMar>
-              <w:top w:w="120" w:type="dxa"/>
-              <w:left w:w="120" w:type="dxa"/>
-              <w:bottom w:w="120" w:type="dxa"/>
-              <w:right w:w="120" w:type="dxa"/>
-            </w:tcMar>
-            <w:vAlign w:val="center"/>
             <w:hideMark/>
           </w:tcPr>
           <w:p>
@@ -1034,20 +878,6 @@
         <w:tc>
           <w:tcPr>
             <w:tcW w:w="0" w:type="auto"/>
-            <w:tcBorders>
-              <w:top w:val="single" w:sz="6" w:space="0" w:color="352F3D"/>
-              <w:left w:val="single" w:sz="6" w:space="0" w:color="352F3D"/>
-              <w:bottom w:val="single" w:sz="6" w:space="0" w:color="352F3D"/>
-              <w:right w:val="single" w:sz="6" w:space="0" w:color="352F3D"/>
-            </w:tcBorders>
-            <w:shd w:val="clear" w:color="auto" w:fill="19161D"/>
-            <w:tcMar>
-              <w:top w:w="120" w:type="dxa"/>
-              <w:left w:w="120" w:type="dxa"/>
-              <w:bottom w:w="120" w:type="dxa"/>
-              <w:right w:w="120" w:type="dxa"/>
-            </w:tcMar>
-            <w:vAlign w:val="center"/>
             <w:hideMark/>
           </w:tcPr>
           <w:p>
@@ -1063,20 +893,6 @@
         <w:tc>
           <w:tcPr>
             <w:tcW w:w="0" w:type="auto"/>
-            <w:tcBorders>
-              <w:top w:val="single" w:sz="6" w:space="0" w:color="352F3D"/>
-              <w:left w:val="single" w:sz="6" w:space="0" w:color="352F3D"/>
-              <w:bottom w:val="single" w:sz="6" w:space="0" w:color="352F3D"/>
-              <w:right w:val="single" w:sz="6" w:space="0" w:color="352F3D"/>
-            </w:tcBorders>
-            <w:shd w:val="clear" w:color="auto" w:fill="19161D"/>
-            <w:tcMar>
-              <w:top w:w="120" w:type="dxa"/>
-              <w:left w:w="120" w:type="dxa"/>
-              <w:bottom w:w="120" w:type="dxa"/>
-              <w:right w:w="120" w:type="dxa"/>
-            </w:tcMar>
-            <w:vAlign w:val="center"/>
             <w:hideMark/>
           </w:tcPr>
           <w:p>
@@ -1094,20 +910,6 @@
         <w:tc>
           <w:tcPr>
             <w:tcW w:w="0" w:type="auto"/>
-            <w:tcBorders>
-              <w:top w:val="single" w:sz="6" w:space="0" w:color="352F3D"/>
-              <w:left w:val="single" w:sz="6" w:space="0" w:color="352F3D"/>
-              <w:bottom w:val="single" w:sz="6" w:space="0" w:color="352F3D"/>
-              <w:right w:val="single" w:sz="6" w:space="0" w:color="352F3D"/>
-            </w:tcBorders>
-            <w:shd w:val="clear" w:color="auto" w:fill="19161D"/>
-            <w:tcMar>
-              <w:top w:w="120" w:type="dxa"/>
-              <w:left w:w="120" w:type="dxa"/>
-              <w:bottom w:w="120" w:type="dxa"/>
-              <w:right w:w="120" w:type="dxa"/>
-            </w:tcMar>
-            <w:vAlign w:val="center"/>
             <w:hideMark/>
           </w:tcPr>
           <w:p>
@@ -1123,20 +925,6 @@
         <w:tc>
           <w:tcPr>
             <w:tcW w:w="0" w:type="auto"/>
-            <w:tcBorders>
-              <w:top w:val="single" w:sz="6" w:space="0" w:color="352F3D"/>
-              <w:left w:val="single" w:sz="6" w:space="0" w:color="352F3D"/>
-              <w:bottom w:val="single" w:sz="6" w:space="0" w:color="352F3D"/>
-              <w:right w:val="single" w:sz="6" w:space="0" w:color="352F3D"/>
-            </w:tcBorders>
-            <w:shd w:val="clear" w:color="auto" w:fill="19161D"/>
-            <w:tcMar>
-              <w:top w:w="120" w:type="dxa"/>
-              <w:left w:w="120" w:type="dxa"/>
-              <w:bottom w:w="120" w:type="dxa"/>
-              <w:right w:w="120" w:type="dxa"/>
-            </w:tcMar>
-            <w:vAlign w:val="center"/>
             <w:hideMark/>
           </w:tcPr>
           <w:p>
@@ -1152,20 +940,6 @@
         <w:tc>
           <w:tcPr>
             <w:tcW w:w="0" w:type="auto"/>
-            <w:tcBorders>
-              <w:top w:val="single" w:sz="6" w:space="0" w:color="352F3D"/>
-              <w:left w:val="single" w:sz="6" w:space="0" w:color="352F3D"/>
-              <w:bottom w:val="single" w:sz="6" w:space="0" w:color="352F3D"/>
-              <w:right w:val="single" w:sz="6" w:space="0" w:color="352F3D"/>
-            </w:tcBorders>
-            <w:shd w:val="clear" w:color="auto" w:fill="19161D"/>
-            <w:tcMar>
-              <w:top w:w="120" w:type="dxa"/>
-              <w:left w:w="120" w:type="dxa"/>
-              <w:bottom w:w="120" w:type="dxa"/>
-              <w:right w:w="120" w:type="dxa"/>
-            </w:tcMar>
-            <w:vAlign w:val="center"/>
             <w:hideMark/>
           </w:tcPr>
           <w:p>
@@ -1183,20 +957,6 @@
         <w:tc>
           <w:tcPr>
             <w:tcW w:w="0" w:type="auto"/>
-            <w:tcBorders>
-              <w:top w:val="single" w:sz="6" w:space="0" w:color="352F3D"/>
-              <w:left w:val="single" w:sz="6" w:space="0" w:color="352F3D"/>
-              <w:bottom w:val="single" w:sz="6" w:space="0" w:color="352F3D"/>
-              <w:right w:val="single" w:sz="6" w:space="0" w:color="352F3D"/>
-            </w:tcBorders>
-            <w:shd w:val="clear" w:color="auto" w:fill="19161D"/>
-            <w:tcMar>
-              <w:top w:w="120" w:type="dxa"/>
-              <w:left w:w="120" w:type="dxa"/>
-              <w:bottom w:w="120" w:type="dxa"/>
-              <w:right w:w="120" w:type="dxa"/>
-            </w:tcMar>
-            <w:vAlign w:val="center"/>
             <w:hideMark/>
           </w:tcPr>
           <w:p>
@@ -1212,20 +972,6 @@
         <w:tc>
           <w:tcPr>
             <w:tcW w:w="0" w:type="auto"/>
-            <w:tcBorders>
-              <w:top w:val="single" w:sz="6" w:space="0" w:color="352F3D"/>
-              <w:left w:val="single" w:sz="6" w:space="0" w:color="352F3D"/>
-              <w:bottom w:val="single" w:sz="6" w:space="0" w:color="352F3D"/>
-              <w:right w:val="single" w:sz="6" w:space="0" w:color="352F3D"/>
-            </w:tcBorders>
-            <w:shd w:val="clear" w:color="auto" w:fill="19161D"/>
-            <w:tcMar>
-              <w:top w:w="120" w:type="dxa"/>
-              <w:left w:w="120" w:type="dxa"/>
-              <w:bottom w:w="120" w:type="dxa"/>
-              <w:right w:w="120" w:type="dxa"/>
-            </w:tcMar>
-            <w:vAlign w:val="center"/>
             <w:hideMark/>
           </w:tcPr>
           <w:p>
@@ -1241,20 +987,6 @@
         <w:tc>
           <w:tcPr>
             <w:tcW w:w="0" w:type="auto"/>
-            <w:tcBorders>
-              <w:top w:val="single" w:sz="6" w:space="0" w:color="352F3D"/>
-              <w:left w:val="single" w:sz="6" w:space="0" w:color="352F3D"/>
-              <w:bottom w:val="single" w:sz="6" w:space="0" w:color="352F3D"/>
-              <w:right w:val="single" w:sz="6" w:space="0" w:color="352F3D"/>
-            </w:tcBorders>
-            <w:shd w:val="clear" w:color="auto" w:fill="19161D"/>
-            <w:tcMar>
-              <w:top w:w="120" w:type="dxa"/>
-              <w:left w:w="120" w:type="dxa"/>
-              <w:bottom w:w="120" w:type="dxa"/>
-              <w:right w:w="120" w:type="dxa"/>
-            </w:tcMar>
-            <w:vAlign w:val="center"/>
             <w:hideMark/>
           </w:tcPr>
           <w:p>
@@ -1272,20 +1004,6 @@
         <w:tc>
           <w:tcPr>
             <w:tcW w:w="0" w:type="auto"/>
-            <w:tcBorders>
-              <w:top w:val="single" w:sz="6" w:space="0" w:color="352F3D"/>
-              <w:left w:val="single" w:sz="6" w:space="0" w:color="352F3D"/>
-              <w:bottom w:val="single" w:sz="6" w:space="0" w:color="352F3D"/>
-              <w:right w:val="single" w:sz="6" w:space="0" w:color="352F3D"/>
-            </w:tcBorders>
-            <w:shd w:val="clear" w:color="auto" w:fill="19161D"/>
-            <w:tcMar>
-              <w:top w:w="120" w:type="dxa"/>
-              <w:left w:w="120" w:type="dxa"/>
-              <w:bottom w:w="120" w:type="dxa"/>
-              <w:right w:w="120" w:type="dxa"/>
-            </w:tcMar>
-            <w:vAlign w:val="center"/>
             <w:hideMark/>
           </w:tcPr>
           <w:p>
@@ -1301,20 +1019,6 @@
         <w:tc>
           <w:tcPr>
             <w:tcW w:w="0" w:type="auto"/>
-            <w:tcBorders>
-              <w:top w:val="single" w:sz="6" w:space="0" w:color="352F3D"/>
-              <w:left w:val="single" w:sz="6" w:space="0" w:color="352F3D"/>
-              <w:bottom w:val="single" w:sz="6" w:space="0" w:color="352F3D"/>
-              <w:right w:val="single" w:sz="6" w:space="0" w:color="352F3D"/>
-            </w:tcBorders>
-            <w:shd w:val="clear" w:color="auto" w:fill="19161D"/>
-            <w:tcMar>
-              <w:top w:w="120" w:type="dxa"/>
-              <w:left w:w="120" w:type="dxa"/>
-              <w:bottom w:w="120" w:type="dxa"/>
-              <w:right w:w="120" w:type="dxa"/>
-            </w:tcMar>
-            <w:vAlign w:val="center"/>
             <w:hideMark/>
           </w:tcPr>
           <w:p>
@@ -1330,20 +1034,6 @@
         <w:tc>
           <w:tcPr>
             <w:tcW w:w="0" w:type="auto"/>
-            <w:tcBorders>
-              <w:top w:val="single" w:sz="6" w:space="0" w:color="352F3D"/>
-              <w:left w:val="single" w:sz="6" w:space="0" w:color="352F3D"/>
-              <w:bottom w:val="single" w:sz="6" w:space="0" w:color="352F3D"/>
-              <w:right w:val="single" w:sz="6" w:space="0" w:color="352F3D"/>
-            </w:tcBorders>
-            <w:shd w:val="clear" w:color="auto" w:fill="19161D"/>
-            <w:tcMar>
-              <w:top w:w="120" w:type="dxa"/>
-              <w:left w:w="120" w:type="dxa"/>
-              <w:bottom w:w="120" w:type="dxa"/>
-              <w:right w:w="120" w:type="dxa"/>
-            </w:tcMar>
-            <w:vAlign w:val="center"/>
             <w:hideMark/>
           </w:tcPr>
           <w:p>
@@ -1361,20 +1051,6 @@
         <w:tc>
           <w:tcPr>
             <w:tcW w:w="0" w:type="auto"/>
-            <w:tcBorders>
-              <w:top w:val="single" w:sz="6" w:space="0" w:color="352F3D"/>
-              <w:left w:val="single" w:sz="6" w:space="0" w:color="352F3D"/>
-              <w:bottom w:val="single" w:sz="6" w:space="0" w:color="352F3D"/>
-              <w:right w:val="single" w:sz="6" w:space="0" w:color="352F3D"/>
-            </w:tcBorders>
-            <w:shd w:val="clear" w:color="auto" w:fill="19161D"/>
-            <w:tcMar>
-              <w:top w:w="120" w:type="dxa"/>
-              <w:left w:w="120" w:type="dxa"/>
-              <w:bottom w:w="120" w:type="dxa"/>
-              <w:right w:w="120" w:type="dxa"/>
-            </w:tcMar>
-            <w:vAlign w:val="center"/>
             <w:hideMark/>
           </w:tcPr>
           <w:p>
@@ -1390,20 +1066,6 @@
         <w:tc>
           <w:tcPr>
             <w:tcW w:w="0" w:type="auto"/>
-            <w:tcBorders>
-              <w:top w:val="single" w:sz="6" w:space="0" w:color="352F3D"/>
-              <w:left w:val="single" w:sz="6" w:space="0" w:color="352F3D"/>
-              <w:bottom w:val="single" w:sz="6" w:space="0" w:color="352F3D"/>
-              <w:right w:val="single" w:sz="6" w:space="0" w:color="352F3D"/>
-            </w:tcBorders>
-            <w:shd w:val="clear" w:color="auto" w:fill="19161D"/>
-            <w:tcMar>
-              <w:top w:w="120" w:type="dxa"/>
-              <w:left w:w="120" w:type="dxa"/>
-              <w:bottom w:w="120" w:type="dxa"/>
-              <w:right w:w="120" w:type="dxa"/>
-            </w:tcMar>
-            <w:vAlign w:val="center"/>
             <w:hideMark/>
           </w:tcPr>
           <w:p>
@@ -1419,20 +1081,6 @@
         <w:tc>
           <w:tcPr>
             <w:tcW w:w="0" w:type="auto"/>
-            <w:tcBorders>
-              <w:top w:val="single" w:sz="6" w:space="0" w:color="352F3D"/>
-              <w:left w:val="single" w:sz="6" w:space="0" w:color="352F3D"/>
-              <w:bottom w:val="single" w:sz="6" w:space="0" w:color="352F3D"/>
-              <w:right w:val="single" w:sz="6" w:space="0" w:color="352F3D"/>
-            </w:tcBorders>
-            <w:shd w:val="clear" w:color="auto" w:fill="19161D"/>
-            <w:tcMar>
-              <w:top w:w="120" w:type="dxa"/>
-              <w:left w:w="120" w:type="dxa"/>
-              <w:bottom w:w="120" w:type="dxa"/>
-              <w:right w:w="120" w:type="dxa"/>
-            </w:tcMar>
-            <w:vAlign w:val="center"/>
             <w:hideMark/>
           </w:tcPr>
           <w:p>
@@ -1467,25 +1115,47 @@
         <w:jc w:val="both"/>
       </w:pPr>
       <w:r>
-        <w:t>Three classifiers are used in the implementation: Decision Tree, Random Forest and Support Vector Machine. These models were selected because they represent distinct learning paradigms and are likely to respond differently to imbalance treatment. Decision Tree provides a transparent baseline, Random Forest represents a strong ensemble method, and Support Vector Machine offers a margin-based alternative that is often sensitive to class imbalance and feature scaling.</w:t>
-      </w:r>
-    </w:p>
-    <w:p>
-      <w:pPr>
-        <w:spacing w:line="360" w:lineRule="auto"/>
-        <w:jc w:val="both"/>
-      </w:pPr>
-      <w:r>
-        <w:t>Decision Tree is useful for examining how imbalance treatment affects simple rule-based decision boundaries. Random Forest is included because it has strong empirical performance in phishing detection studies and benefits from ensemble averaging. Support Vector Machine is included because it provides a different type of decision boundary and often reacts differently to class balancing methods than tree-based learners. This variety makes the comparison more meaningful and strengthens the methodological contribution of the dissertation.</w:t>
-      </w:r>
-    </w:p>
-    <w:p>
-      <w:pPr>
-        <w:spacing w:line="360" w:lineRule="auto"/>
-        <w:jc w:val="both"/>
-      </w:pPr>
-      <w:r>
-        <w:t>The models are trained separately on each imbalance-treated version of the training data. This means that the same classifier is tested across multiple balancing methods and both datasets, allowing direct comparison of performance. Because the design isolates the effect of the imbalance treatment, any differences in output can be interpreted more confidently as consequences of the balancing strategy rather than unrelated implementation variation.</w:t>
+        <w:t>Each classifier is tuned by exhaustive grid search under the cross-validation scheme described in Section 4.5. The parameters searched were chosen because they govern model capacity, which is the property most likely to interact with a change in class distribution.</w:t>
+      </w:r>
+    </w:p>
+    <w:p>
+      <w:pPr>
+        <w:spacing w:line="360" w:lineRule="auto"/>
+        <w:jc w:val="both"/>
+      </w:pPr>
+      <w:r>
+        <w:t xml:space="preserve">For the Decision Tree the search covers maximum depth, the minimum number of samples required to split a node, and the splitting criterion. For the Random Forest it covers the number of estimators, maximum depth, </w:t>
+      </w:r>
+      <w:r>
+        <w:lastRenderedPageBreak/>
+        <w:t>and the number of features considered at each split. For the Support Vector Machine it covers the regularisation parameter, the kernel coefficient, and the kernel function.</w:t>
+      </w:r>
+    </w:p>
+    <w:p>
+      <w:pPr>
+        <w:spacing w:line="360" w:lineRule="auto"/>
+        <w:jc w:val="both"/>
+      </w:pPr>
+      <w:r>
+        <w:t>Selection is by F1-score on the phishing class rather than by accuracy, so that the tuning objective matches the evaluation criterion and does not reward a model for predicting the majority class. The configuration that scores highest is then refitted on the full treated training set before being evaluated.</w:t>
+      </w:r>
+    </w:p>
+    <w:p>
+      <w:pPr>
+        <w:spacing w:line="360" w:lineRule="auto"/>
+        <w:jc w:val="both"/>
+      </w:pPr>
+      <w:r>
+        <w:t>Two implementation decisions follow from the classifiers themselves. The Random Forest is fitted across multiple processes, since its trees are independent and its grid is the largest of the three. The Support Vector Machine is fitted without probability estimation enabled, because scikit-learn implements that through an internal cross-validation procedure that would substantially increase training time; the threshold-free metrics instead use the signed distance from the decision boundary, which ranks instances equivalently. Every classifier receives the run's random seed.</w:t>
+      </w:r>
+    </w:p>
+    <w:p>
+      <w:pPr>
+        <w:spacing w:line="360" w:lineRule="auto"/>
+        <w:jc w:val="both"/>
+      </w:pPr>
+      <w:r>
+        <w:t>Because each classifier is trained on every treated version of the training data across both datasets, and the partitions and tuning protocol are held constant, any difference in outcome is attributable to the classifier rather than to the experimental setup.</w:t>
       </w:r>
     </w:p>
     <w:p>
@@ -1518,26 +1188,47 @@
         <w:jc w:val="both"/>
       </w:pPr>
       <w:r>
+        <w:t>The metrics divide into two groups according to what they require as input, and this determines how each is computed.</w:t>
+      </w:r>
+    </w:p>
+    <w:p>
+      <w:pPr>
+        <w:spacing w:line="360" w:lineRule="auto"/>
+        <w:jc w:val="both"/>
+      </w:pPr>
+      <w:r>
+        <w:t>Precision, recall, F1-score and the Matthews Correlation Coefficient are computed from predicted class labels. Each is evaluated with respect to the phishing class, following the label convention established during preprocessing. Where a configuration predicts no instances of the phishing class at all, precision is undefined; this is handled by returning zero rather than raising an error, so that such a configuration is recorded as a legitimate result rather than removed from the comparison.</w:t>
+      </w:r>
+    </w:p>
+    <w:p>
+      <w:pPr>
+        <w:spacing w:line="360" w:lineRule="auto"/>
+        <w:jc w:val="both"/>
+      </w:pPr>
+      <w:r>
+        <w:t>ROC-AUC and PR-AUC are threshold-free and require a continuous ranking of instances rather than hard labels. For the tree-based classifiers this ranking is the predicted class probability. For the Support Vector Machine, which is fitted without probability estimation for the reason given in Section 4.7, it is the signed distance from the decision boundary. Both quantities order instances by confidence, which is all these metrics require.</w:t>
+      </w:r>
+    </w:p>
+    <w:p>
+      <w:pPr>
+        <w:spacing w:line="360" w:lineRule="auto"/>
+        <w:jc w:val="both"/>
+      </w:pPr>
+      <w:r>
+        <w:t>Accuracy and balanced accuracy are also recorded, though neither informs the conclusions. They are retained so that the difference between them can be observed directly: on imbalanced data the gap between the two is itself an indication of how unevenly a classifier treats the two classes.</w:t>
+      </w:r>
+    </w:p>
+    <w:p>
+      <w:pPr>
+        <w:spacing w:line="360" w:lineRule="auto"/>
+        <w:jc w:val="both"/>
+      </w:pPr>
+      <w:r>
+        <w:t xml:space="preserve">The full confusion matrix is stored for every configuration, together with the individual test-set predictions. Retaining the predictions rather than only the summary metrics is what makes McNemar's test possible, since </w:t>
+      </w:r>
+      <w:r>
         <w:lastRenderedPageBreak/>
-        <w:t>The evaluation design uses metrics that are suitable for imbalanced classification. Accuracy is not used as the main measure because it can be misleading when the majority class dominates. Instead, the study reports precision, recall, F1-score, ROC-AUC, PR-AUC and Matthews Correlation Coefficient. These metrics provide a more complete picture of model performance, especially for the minority phishing class.</w:t>
-      </w:r>
-    </w:p>
-    <w:p>
-      <w:pPr>
-        <w:spacing w:line="360" w:lineRule="auto"/>
-        <w:jc w:val="both"/>
-      </w:pPr>
-      <w:r>
-        <w:t>Recall is especially important because it measures the proportion of phishing websites correctly detected. Precision shows how many predicted phishing sites were actually phishing. F1-score balances the two. ROC-AUC measures overall class separability, while PR-AUC is especially helpful in imbalanced settings because it focuses more directly on the positive class. MCC is included because it gives a balanced measure that remains informative even when class sizes differ greatly.</w:t>
-      </w:r>
-    </w:p>
-    <w:p>
-      <w:pPr>
-        <w:spacing w:line="360" w:lineRule="auto"/>
-        <w:jc w:val="both"/>
-      </w:pPr>
-      <w:r>
-        <w:t>The confusion matrix is also recorded so that false positives and false negatives can be inspected directly. This matters in phishing detection because a false negative may allow a malicious website to go undetected, while a false positive may incorrectly flag a legitimate site. The design therefore supports both overall performance assessment and detailed error analysis.</w:t>
+        <w:t>that test operates on the specific instances where two models disagree and cannot be computed from aggregate scores.</w:t>
       </w:r>
     </w:p>
     <w:p>
@@ -1558,41 +1249,18 @@
     </w:p>
     <w:tbl>
       <w:tblPr>
+        <w:tblStyle w:val="TableGrid"/>
         <w:tblW w:w="9840" w:type="dxa"/>
-        <w:shd w:val="clear" w:color="auto" w:fill="19161D"/>
-        <w:tblCellMar>
-          <w:top w:w="15" w:type="dxa"/>
-          <w:left w:w="15" w:type="dxa"/>
-          <w:bottom w:w="15" w:type="dxa"/>
-          <w:right w:w="15" w:type="dxa"/>
-        </w:tblCellMar>
         <w:tblLook w:val="04A0" w:firstRow="1" w:lastRow="0" w:firstColumn="1" w:lastColumn="0" w:noHBand="0" w:noVBand="1"/>
       </w:tblPr>
       <w:tblGrid>
-        <w:gridCol w:w="1980"/>
-        <w:gridCol w:w="7860"/>
+        <w:gridCol w:w="1965"/>
+        <w:gridCol w:w="7875"/>
       </w:tblGrid>
       <w:tr>
-        <w:trPr>
-          <w:tblHeader/>
-        </w:trPr>
-        <w:tc>
-          <w:tcPr>
-            <w:tcW w:w="0" w:type="auto"/>
-            <w:tcBorders>
-              <w:top w:val="single" w:sz="6" w:space="0" w:color="352F3D"/>
-              <w:left w:val="single" w:sz="6" w:space="0" w:color="352F3D"/>
-              <w:bottom w:val="single" w:sz="6" w:space="0" w:color="352F3D"/>
-              <w:right w:val="single" w:sz="6" w:space="0" w:color="352F3D"/>
-            </w:tcBorders>
-            <w:shd w:val="clear" w:color="auto" w:fill="19161D"/>
-            <w:tcMar>
-              <w:top w:w="120" w:type="dxa"/>
-              <w:left w:w="120" w:type="dxa"/>
-              <w:bottom w:w="120" w:type="dxa"/>
-              <w:right w:w="120" w:type="dxa"/>
-            </w:tcMar>
-            <w:vAlign w:val="center"/>
+        <w:tc>
+          <w:tcPr>
+            <w:tcW w:w="0" w:type="auto"/>
             <w:hideMark/>
           </w:tcPr>
           <w:p>
@@ -1616,20 +1284,6 @@
         <w:tc>
           <w:tcPr>
             <w:tcW w:w="0" w:type="auto"/>
-            <w:tcBorders>
-              <w:top w:val="single" w:sz="6" w:space="0" w:color="352F3D"/>
-              <w:left w:val="single" w:sz="6" w:space="0" w:color="352F3D"/>
-              <w:bottom w:val="single" w:sz="6" w:space="0" w:color="352F3D"/>
-              <w:right w:val="single" w:sz="6" w:space="0" w:color="352F3D"/>
-            </w:tcBorders>
-            <w:shd w:val="clear" w:color="auto" w:fill="19161D"/>
-            <w:tcMar>
-              <w:top w:w="120" w:type="dxa"/>
-              <w:left w:w="120" w:type="dxa"/>
-              <w:bottom w:w="120" w:type="dxa"/>
-              <w:right w:w="120" w:type="dxa"/>
-            </w:tcMar>
-            <w:vAlign w:val="center"/>
             <w:hideMark/>
           </w:tcPr>
           <w:p>
@@ -1655,20 +1309,6 @@
         <w:tc>
           <w:tcPr>
             <w:tcW w:w="0" w:type="auto"/>
-            <w:tcBorders>
-              <w:top w:val="single" w:sz="6" w:space="0" w:color="352F3D"/>
-              <w:left w:val="single" w:sz="6" w:space="0" w:color="352F3D"/>
-              <w:bottom w:val="single" w:sz="6" w:space="0" w:color="352F3D"/>
-              <w:right w:val="single" w:sz="6" w:space="0" w:color="352F3D"/>
-            </w:tcBorders>
-            <w:shd w:val="clear" w:color="auto" w:fill="19161D"/>
-            <w:tcMar>
-              <w:top w:w="120" w:type="dxa"/>
-              <w:left w:w="120" w:type="dxa"/>
-              <w:bottom w:w="120" w:type="dxa"/>
-              <w:right w:w="120" w:type="dxa"/>
-            </w:tcMar>
-            <w:vAlign w:val="center"/>
             <w:hideMark/>
           </w:tcPr>
           <w:p>
@@ -1684,20 +1324,6 @@
         <w:tc>
           <w:tcPr>
             <w:tcW w:w="0" w:type="auto"/>
-            <w:tcBorders>
-              <w:top w:val="single" w:sz="6" w:space="0" w:color="352F3D"/>
-              <w:left w:val="single" w:sz="6" w:space="0" w:color="352F3D"/>
-              <w:bottom w:val="single" w:sz="6" w:space="0" w:color="352F3D"/>
-              <w:right w:val="single" w:sz="6" w:space="0" w:color="352F3D"/>
-            </w:tcBorders>
-            <w:shd w:val="clear" w:color="auto" w:fill="19161D"/>
-            <w:tcMar>
-              <w:top w:w="120" w:type="dxa"/>
-              <w:left w:w="120" w:type="dxa"/>
-              <w:bottom w:w="120" w:type="dxa"/>
-              <w:right w:w="120" w:type="dxa"/>
-            </w:tcMar>
-            <w:vAlign w:val="center"/>
             <w:hideMark/>
           </w:tcPr>
           <w:p>
@@ -1715,20 +1341,6 @@
         <w:tc>
           <w:tcPr>
             <w:tcW w:w="0" w:type="auto"/>
-            <w:tcBorders>
-              <w:top w:val="single" w:sz="6" w:space="0" w:color="352F3D"/>
-              <w:left w:val="single" w:sz="6" w:space="0" w:color="352F3D"/>
-              <w:bottom w:val="single" w:sz="6" w:space="0" w:color="352F3D"/>
-              <w:right w:val="single" w:sz="6" w:space="0" w:color="352F3D"/>
-            </w:tcBorders>
-            <w:shd w:val="clear" w:color="auto" w:fill="19161D"/>
-            <w:tcMar>
-              <w:top w:w="120" w:type="dxa"/>
-              <w:left w:w="120" w:type="dxa"/>
-              <w:bottom w:w="120" w:type="dxa"/>
-              <w:right w:w="120" w:type="dxa"/>
-            </w:tcMar>
-            <w:vAlign w:val="center"/>
             <w:hideMark/>
           </w:tcPr>
           <w:p>
@@ -1744,20 +1356,6 @@
         <w:tc>
           <w:tcPr>
             <w:tcW w:w="0" w:type="auto"/>
-            <w:tcBorders>
-              <w:top w:val="single" w:sz="6" w:space="0" w:color="352F3D"/>
-              <w:left w:val="single" w:sz="6" w:space="0" w:color="352F3D"/>
-              <w:bottom w:val="single" w:sz="6" w:space="0" w:color="352F3D"/>
-              <w:right w:val="single" w:sz="6" w:space="0" w:color="352F3D"/>
-            </w:tcBorders>
-            <w:shd w:val="clear" w:color="auto" w:fill="19161D"/>
-            <w:tcMar>
-              <w:top w:w="120" w:type="dxa"/>
-              <w:left w:w="120" w:type="dxa"/>
-              <w:bottom w:w="120" w:type="dxa"/>
-              <w:right w:w="120" w:type="dxa"/>
-            </w:tcMar>
-            <w:vAlign w:val="center"/>
             <w:hideMark/>
           </w:tcPr>
           <w:p>
@@ -1775,20 +1373,6 @@
         <w:tc>
           <w:tcPr>
             <w:tcW w:w="0" w:type="auto"/>
-            <w:tcBorders>
-              <w:top w:val="single" w:sz="6" w:space="0" w:color="352F3D"/>
-              <w:left w:val="single" w:sz="6" w:space="0" w:color="352F3D"/>
-              <w:bottom w:val="single" w:sz="6" w:space="0" w:color="352F3D"/>
-              <w:right w:val="single" w:sz="6" w:space="0" w:color="352F3D"/>
-            </w:tcBorders>
-            <w:shd w:val="clear" w:color="auto" w:fill="19161D"/>
-            <w:tcMar>
-              <w:top w:w="120" w:type="dxa"/>
-              <w:left w:w="120" w:type="dxa"/>
-              <w:bottom w:w="120" w:type="dxa"/>
-              <w:right w:w="120" w:type="dxa"/>
-            </w:tcMar>
-            <w:vAlign w:val="center"/>
             <w:hideMark/>
           </w:tcPr>
           <w:p>
@@ -1804,20 +1388,6 @@
         <w:tc>
           <w:tcPr>
             <w:tcW w:w="0" w:type="auto"/>
-            <w:tcBorders>
-              <w:top w:val="single" w:sz="6" w:space="0" w:color="352F3D"/>
-              <w:left w:val="single" w:sz="6" w:space="0" w:color="352F3D"/>
-              <w:bottom w:val="single" w:sz="6" w:space="0" w:color="352F3D"/>
-              <w:right w:val="single" w:sz="6" w:space="0" w:color="352F3D"/>
-            </w:tcBorders>
-            <w:shd w:val="clear" w:color="auto" w:fill="19161D"/>
-            <w:tcMar>
-              <w:top w:w="120" w:type="dxa"/>
-              <w:left w:w="120" w:type="dxa"/>
-              <w:bottom w:w="120" w:type="dxa"/>
-              <w:right w:w="120" w:type="dxa"/>
-            </w:tcMar>
-            <w:vAlign w:val="center"/>
             <w:hideMark/>
           </w:tcPr>
           <w:p>
@@ -1835,20 +1405,6 @@
         <w:tc>
           <w:tcPr>
             <w:tcW w:w="0" w:type="auto"/>
-            <w:tcBorders>
-              <w:top w:val="single" w:sz="6" w:space="0" w:color="352F3D"/>
-              <w:left w:val="single" w:sz="6" w:space="0" w:color="352F3D"/>
-              <w:bottom w:val="single" w:sz="6" w:space="0" w:color="352F3D"/>
-              <w:right w:val="single" w:sz="6" w:space="0" w:color="352F3D"/>
-            </w:tcBorders>
-            <w:shd w:val="clear" w:color="auto" w:fill="19161D"/>
-            <w:tcMar>
-              <w:top w:w="120" w:type="dxa"/>
-              <w:left w:w="120" w:type="dxa"/>
-              <w:bottom w:w="120" w:type="dxa"/>
-              <w:right w:w="120" w:type="dxa"/>
-            </w:tcMar>
-            <w:vAlign w:val="center"/>
             <w:hideMark/>
           </w:tcPr>
           <w:p>
@@ -1864,20 +1420,6 @@
         <w:tc>
           <w:tcPr>
             <w:tcW w:w="0" w:type="auto"/>
-            <w:tcBorders>
-              <w:top w:val="single" w:sz="6" w:space="0" w:color="352F3D"/>
-              <w:left w:val="single" w:sz="6" w:space="0" w:color="352F3D"/>
-              <w:bottom w:val="single" w:sz="6" w:space="0" w:color="352F3D"/>
-              <w:right w:val="single" w:sz="6" w:space="0" w:color="352F3D"/>
-            </w:tcBorders>
-            <w:shd w:val="clear" w:color="auto" w:fill="19161D"/>
-            <w:tcMar>
-              <w:top w:w="120" w:type="dxa"/>
-              <w:left w:w="120" w:type="dxa"/>
-              <w:bottom w:w="120" w:type="dxa"/>
-              <w:right w:w="120" w:type="dxa"/>
-            </w:tcMar>
-            <w:vAlign w:val="center"/>
             <w:hideMark/>
           </w:tcPr>
           <w:p>
@@ -1895,20 +1437,6 @@
         <w:tc>
           <w:tcPr>
             <w:tcW w:w="0" w:type="auto"/>
-            <w:tcBorders>
-              <w:top w:val="single" w:sz="6" w:space="0" w:color="352F3D"/>
-              <w:left w:val="single" w:sz="6" w:space="0" w:color="352F3D"/>
-              <w:bottom w:val="single" w:sz="6" w:space="0" w:color="352F3D"/>
-              <w:right w:val="single" w:sz="6" w:space="0" w:color="352F3D"/>
-            </w:tcBorders>
-            <w:shd w:val="clear" w:color="auto" w:fill="19161D"/>
-            <w:tcMar>
-              <w:top w:w="120" w:type="dxa"/>
-              <w:left w:w="120" w:type="dxa"/>
-              <w:bottom w:w="120" w:type="dxa"/>
-              <w:right w:w="120" w:type="dxa"/>
-            </w:tcMar>
-            <w:vAlign w:val="center"/>
             <w:hideMark/>
           </w:tcPr>
           <w:p>
@@ -1924,20 +1452,6 @@
         <w:tc>
           <w:tcPr>
             <w:tcW w:w="0" w:type="auto"/>
-            <w:tcBorders>
-              <w:top w:val="single" w:sz="6" w:space="0" w:color="352F3D"/>
-              <w:left w:val="single" w:sz="6" w:space="0" w:color="352F3D"/>
-              <w:bottom w:val="single" w:sz="6" w:space="0" w:color="352F3D"/>
-              <w:right w:val="single" w:sz="6" w:space="0" w:color="352F3D"/>
-            </w:tcBorders>
-            <w:shd w:val="clear" w:color="auto" w:fill="19161D"/>
-            <w:tcMar>
-              <w:top w:w="120" w:type="dxa"/>
-              <w:left w:w="120" w:type="dxa"/>
-              <w:bottom w:w="120" w:type="dxa"/>
-              <w:right w:w="120" w:type="dxa"/>
-            </w:tcMar>
-            <w:vAlign w:val="center"/>
             <w:hideMark/>
           </w:tcPr>
           <w:p>
@@ -1955,20 +1469,6 @@
         <w:tc>
           <w:tcPr>
             <w:tcW w:w="0" w:type="auto"/>
-            <w:tcBorders>
-              <w:top w:val="single" w:sz="6" w:space="0" w:color="352F3D"/>
-              <w:left w:val="single" w:sz="6" w:space="0" w:color="352F3D"/>
-              <w:bottom w:val="single" w:sz="6" w:space="0" w:color="352F3D"/>
-              <w:right w:val="single" w:sz="6" w:space="0" w:color="352F3D"/>
-            </w:tcBorders>
-            <w:shd w:val="clear" w:color="auto" w:fill="19161D"/>
-            <w:tcMar>
-              <w:top w:w="120" w:type="dxa"/>
-              <w:left w:w="120" w:type="dxa"/>
-              <w:bottom w:w="120" w:type="dxa"/>
-              <w:right w:w="120" w:type="dxa"/>
-            </w:tcMar>
-            <w:vAlign w:val="center"/>
             <w:hideMark/>
           </w:tcPr>
           <w:p>
@@ -1984,20 +1484,6 @@
         <w:tc>
           <w:tcPr>
             <w:tcW w:w="0" w:type="auto"/>
-            <w:tcBorders>
-              <w:top w:val="single" w:sz="6" w:space="0" w:color="352F3D"/>
-              <w:left w:val="single" w:sz="6" w:space="0" w:color="352F3D"/>
-              <w:bottom w:val="single" w:sz="6" w:space="0" w:color="352F3D"/>
-              <w:right w:val="single" w:sz="6" w:space="0" w:color="352F3D"/>
-            </w:tcBorders>
-            <w:shd w:val="clear" w:color="auto" w:fill="19161D"/>
-            <w:tcMar>
-              <w:top w:w="120" w:type="dxa"/>
-              <w:left w:w="120" w:type="dxa"/>
-              <w:bottom w:w="120" w:type="dxa"/>
-              <w:right w:w="120" w:type="dxa"/>
-            </w:tcMar>
-            <w:vAlign w:val="center"/>
             <w:hideMark/>
           </w:tcPr>
           <w:p>
@@ -2015,20 +1501,6 @@
         <w:tc>
           <w:tcPr>
             <w:tcW w:w="0" w:type="auto"/>
-            <w:tcBorders>
-              <w:top w:val="single" w:sz="6" w:space="0" w:color="352F3D"/>
-              <w:left w:val="single" w:sz="6" w:space="0" w:color="352F3D"/>
-              <w:bottom w:val="single" w:sz="6" w:space="0" w:color="352F3D"/>
-              <w:right w:val="single" w:sz="6" w:space="0" w:color="352F3D"/>
-            </w:tcBorders>
-            <w:shd w:val="clear" w:color="auto" w:fill="19161D"/>
-            <w:tcMar>
-              <w:top w:w="120" w:type="dxa"/>
-              <w:left w:w="120" w:type="dxa"/>
-              <w:bottom w:w="120" w:type="dxa"/>
-              <w:right w:w="120" w:type="dxa"/>
-            </w:tcMar>
-            <w:vAlign w:val="center"/>
             <w:hideMark/>
           </w:tcPr>
           <w:p>
@@ -2044,20 +1516,6 @@
         <w:tc>
           <w:tcPr>
             <w:tcW w:w="0" w:type="auto"/>
-            <w:tcBorders>
-              <w:top w:val="single" w:sz="6" w:space="0" w:color="352F3D"/>
-              <w:left w:val="single" w:sz="6" w:space="0" w:color="352F3D"/>
-              <w:bottom w:val="single" w:sz="6" w:space="0" w:color="352F3D"/>
-              <w:right w:val="single" w:sz="6" w:space="0" w:color="352F3D"/>
-            </w:tcBorders>
-            <w:shd w:val="clear" w:color="auto" w:fill="19161D"/>
-            <w:tcMar>
-              <w:top w:w="120" w:type="dxa"/>
-              <w:left w:w="120" w:type="dxa"/>
-              <w:bottom w:w="120" w:type="dxa"/>
-              <w:right w:w="120" w:type="dxa"/>
-            </w:tcMar>
-            <w:vAlign w:val="center"/>
             <w:hideMark/>
           </w:tcPr>
           <w:p>
@@ -2074,12 +1532,6 @@
     </w:tbl>
     <w:p>
       <w:pPr>
-        <w:spacing w:line="360" w:lineRule="auto"/>
-        <w:jc w:val="both"/>
-      </w:pPr>
-    </w:p>
-    <w:p>
-      <w:pPr>
         <w:pStyle w:val="Heading2"/>
       </w:pPr>
       <w:r>
@@ -2101,42 +1553,42 @@
         <w:jc w:val="both"/>
       </w:pPr>
       <w:r>
+        <w:t>Friedman's test, a non-parametric test for differences across more than two related groups, is applied in two contexts: once to compare the three classifiers and once to compare the seven imbalance treatment techniques. In each case performance is ranked within matched blocks formed by the remaining factors and by the replications, so that each group is measured once per block. Where Friedman's test indicates a significant difference, post-hoc pairwise Wilcoxon signed-rank tests with Holm-Bonferroni correction identify which specific pairs differ. Holm's correction is used rather than a plain Bonferroni adjustment because it is uniformly more powerful while still controlling the family-wise error rate.</w:t>
+      </w:r>
+    </w:p>
+    <w:p>
+      <w:pPr>
+        <w:spacing w:line="360" w:lineRule="auto"/>
+        <w:jc w:val="both"/>
+      </w:pPr>
+      <w:r>
+        <w:t>McNemar's test is used for paired comparison of individual models. It is appropriate for this purpose because it examines the instances on which two models disagree, rather than comparing summary metrics computed independently, and therefore accounts for the correlation between predictions made on shared data. Because it requires both models to have been evaluated on identical instances, these comparisons are made within a single replication. The exact binomial form is used when the number of discordant cases is small, where the chi-squared approximation is unreliable.</w:t>
+      </w:r>
+    </w:p>
+    <w:p>
+      <w:pPr>
+        <w:spacing w:line="360" w:lineRule="auto"/>
+        <w:jc w:val="both"/>
+      </w:pPr>
+      <w:r>
+        <w:t>A significance level of p &lt; 0.05 is applied throughout. Differences that do not reach this threshold are reported as descriptive trends rather than as confirmed effects. Including these tests prevents the analysis from resting on mean performance values alone and makes the resulting comparison defensible.</w:t>
+      </w:r>
+    </w:p>
+    <w:p>
+      <w:pPr>
+        <w:pStyle w:val="Heading2"/>
+      </w:pPr>
+      <w:r>
+        <w:t>4.10 Implementation Workflow</w:t>
+      </w:r>
+    </w:p>
+    <w:p>
+      <w:pPr>
+        <w:spacing w:line="360" w:lineRule="auto"/>
+        <w:jc w:val="both"/>
+      </w:pPr>
+      <w:r>
         <w:lastRenderedPageBreak/>
-        <w:t>Friedman's test, a non-parametric test for differences across more than two related groups, is applied in two contexts: once to compare the three classifiers and once to compare the seven imbalance treatment techniques. In each case performance is ranked within matched blocks formed by the remaining factors and by the replications, so that each group is measured once per block. Where Friedman's test indicates a significant difference, post-hoc pairwise Wilcoxon signed-rank tests with Holm-Bonferroni correction identify which specific pairs differ. Holm's correction is used rather than a plain Bonferroni adjustment because it is uniformly more powerful while still controlling the family-wise error rate.</w:t>
-      </w:r>
-    </w:p>
-    <w:p>
-      <w:pPr>
-        <w:spacing w:line="360" w:lineRule="auto"/>
-        <w:jc w:val="both"/>
-      </w:pPr>
-      <w:r>
-        <w:t>McNemar's test is used for paired comparison of individual models. It is appropriate for this purpose because it examines the instances on which two models disagree, rather than comparing summary metrics computed independently, and therefore accounts for the correlation between predictions made on shared data. Because it requires both models to have been evaluated on identical instances, these comparisons are made within a single replication. The exact binomial form is used when the number of discordant cases is small, where the chi-squared approximation is unreliable.</w:t>
-      </w:r>
-    </w:p>
-    <w:p>
-      <w:pPr>
-        <w:spacing w:line="360" w:lineRule="auto"/>
-        <w:jc w:val="both"/>
-      </w:pPr>
-      <w:r>
-        <w:t>A significance level of p &lt; 0.05 is applied throughout. Differences that do not reach this threshold are reported as descriptive trends rather than as confirmed effects. Including these tests prevents the analysis from resting on mean performance values alone and makes the resulting comparison defensible.</w:t>
-      </w:r>
-    </w:p>
-    <w:p>
-      <w:pPr>
-        <w:pStyle w:val="Heading2"/>
-      </w:pPr>
-      <w:r>
-        <w:t>4.10 Implementation Workflow</w:t>
-      </w:r>
-    </w:p>
-    <w:p>
-      <w:pPr>
-        <w:spacing w:line="360" w:lineRule="auto"/>
-        <w:jc w:val="both"/>
-      </w:pPr>
-      <w:r>
         <w:t>The implementation workflow follows a repeated experimental sequence. First, the dataset is loaded, cleaned and reduced by stratified sampling. Second, the train-test split is created using stratified sampling. Third, one imbalance treatment technique is applied within the training portion of each cross-validation fold. Fourth, one classifier is trained on the treated data. Fifth, the selected configuration is refitted on the full treated training set and evaluated once on the held-out test set.</w:t>
       </w:r>
     </w:p>
@@ -2164,11 +1616,7 @@
         <w:jc w:val="both"/>
       </w:pPr>
       <w:r>
-        <w:t xml:space="preserve">This repeated workflow produces a structured comparison matrix that can be used to analyse which balancing methods work best under which conditions. For example, it becomes possible to compare whether SMOTE-based techniques improve recall more effectively than undersampling, or whether Random Forest benefits </w:t>
-      </w:r>
-      <w:r>
-        <w:lastRenderedPageBreak/>
-        <w:t>more consistently from resampling than Support Vector Machine. The implementation is therefore designed not just to build models, but to generate evidence that answers the dissertation research question.</w:t>
+        <w:t>This repeated workflow produces a structured comparison matrix that can be used to analyse which balancing methods work best under which conditions. For example, it becomes possible to compare whether SMOTE-based techniques improve recall more effectively than undersampling, or whether Random Forest benefits more consistently from resampling than Support Vector Machine. The implementation is therefore designed not just to build models, but to generate evidence that answers the dissertation research question.</w:t>
       </w:r>
     </w:p>
     <w:p>
@@ -2293,6 +1741,7 @@
         <w:pStyle w:val="Heading2"/>
       </w:pPr>
       <w:r>
+        <w:lastRenderedPageBreak/>
         <w:t>4.12 Explainability Implementation</w:t>
       </w:r>
     </w:p>
@@ -2317,67 +1766,67 @@
         <w:spacing w:line="360" w:lineRule="auto"/>
       </w:pPr>
       <w:r>
-        <w:t xml:space="preserve">To support the comparison that Section 3.10 sets out, attributions are computed separately for models trained under different imbalance treatment techniques, holding the dataset and classifier constant. The resulting feature rankings are then placed side by side, so that any change in the ordering can be attributed to the treatment rather than to differences in model family or data. The rank range across treatments is recorded for </w:t>
+        <w:t>To support the comparison that Section 3.10 sets out, attributions are computed separately for models trained under different imbalance treatment techniques, holding the dataset and classifier constant. The resulting feature rankings are then placed side by side, so that any change in the ordering can be attributed to the treatment rather than to differences in model family or data. The rank range across treatments is recorded for each feature, giving a direct measure of how stable that feature's influence is. Results are reported in Chapter 5.</w:t>
+      </w:r>
+    </w:p>
+    <w:p/>
+    <w:p>
+      <w:pPr>
+        <w:pStyle w:val="Heading2"/>
+      </w:pPr>
+      <w:r>
+        <w:t>4.1</w:t>
+      </w:r>
+      <w:r>
+        <w:t>3</w:t>
+      </w:r>
+      <w:r>
+        <w:t xml:space="preserve"> Design Justification</w:t>
+      </w:r>
+    </w:p>
+    <w:p>
+      <w:pPr>
+        <w:spacing w:line="360" w:lineRule="auto"/>
+        <w:jc w:val="both"/>
+      </w:pPr>
+      <w:r>
+        <w:t>The design choices made in this chapter are intended to support fairness, reproducibility and relevance. The use of two datasets makes the findings more robust, because it reduces the risk that the results are specific to a single benchmark. The use of multiple imbalance treatment methods allows the study to compare different balancing philosophies, rather than relying on one preferred approach. The use of three classifiers ensures that the results are not limited to a single model family.</w:t>
+      </w:r>
+    </w:p>
+    <w:p>
+      <w:pPr>
+        <w:spacing w:line="360" w:lineRule="auto"/>
+        <w:jc w:val="both"/>
+      </w:pPr>
+      <w:r>
+        <w:t>The overall implementation is deliberately structured around controlled experimentation. That is important because the dissertation is not trying to claim that one model solves phishing detection universally. Instead, it is examining how class imbalance treatment affects model behaviour under different experimental conditions. This makes the design academically defensible and closely aligned to the literature on imbalanced phishing detection.</w:t>
+      </w:r>
+    </w:p>
+    <w:p>
+      <w:pPr>
+        <w:pStyle w:val="Heading2"/>
+      </w:pPr>
+      <w:r>
+        <w:t>4.1</w:t>
+      </w:r>
+      <w:r>
+        <w:t>4</w:t>
+      </w:r>
+      <w:r>
+        <w:t xml:space="preserve"> Chapter Summary</w:t>
+      </w:r>
+    </w:p>
+    <w:p>
+      <w:pPr>
+        <w:spacing w:line="360" w:lineRule="auto"/>
+        <w:jc w:val="both"/>
+      </w:pPr>
+      <w:r>
+        <w:t xml:space="preserve">This chapter has described the design and implementation of the experimental phishing detection system. It explained how the datasets were integrated, how preprocessing was carried out, how imbalance treatment methods were applied, how cross-validation and hyperparameter tuning were configured, how the machine </w:t>
       </w:r>
       <w:r>
         <w:lastRenderedPageBreak/>
-        <w:t>each feature, giving a direct measure of how stable that feature's influence is. Results are reported in Chapter 5.</w:t>
-      </w:r>
-    </w:p>
-    <w:p/>
-    <w:p>
-      <w:pPr>
-        <w:pStyle w:val="Heading2"/>
-      </w:pPr>
-      <w:r>
-        <w:t>4.1</w:t>
-      </w:r>
-      <w:r>
-        <w:t>3</w:t>
-      </w:r>
-      <w:r>
-        <w:t xml:space="preserve"> Design Justification</w:t>
-      </w:r>
-    </w:p>
-    <w:p>
-      <w:pPr>
-        <w:spacing w:line="360" w:lineRule="auto"/>
-        <w:jc w:val="both"/>
-      </w:pPr>
-      <w:r>
-        <w:t>The design choices made in this chapter are intended to support fairness, reproducibility and relevance. The use of two datasets makes the findings more robust, because it reduces the risk that the results are specific to a single benchmark. The use of multiple imbalance treatment methods allows the study to compare different balancing philosophies, rather than relying on one preferred approach. The use of three classifiers ensures that the results are not limited to a single model family.</w:t>
-      </w:r>
-    </w:p>
-    <w:p>
-      <w:pPr>
-        <w:spacing w:line="360" w:lineRule="auto"/>
-        <w:jc w:val="both"/>
-      </w:pPr>
-      <w:r>
-        <w:t>The overall implementation is deliberately structured around controlled experimentation. That is important because the dissertation is not trying to claim that one model solves phishing detection universally. Instead, it is examining how class imbalance treatment affects model behaviour under different experimental conditions. This makes the design academically defensible and closely aligned to the literature on imbalanced phishing detection.</w:t>
-      </w:r>
-    </w:p>
-    <w:p>
-      <w:pPr>
-        <w:pStyle w:val="Heading2"/>
-      </w:pPr>
-      <w:r>
-        <w:t>4.1</w:t>
-      </w:r>
-      <w:r>
-        <w:t>4</w:t>
-      </w:r>
-      <w:r>
-        <w:t xml:space="preserve"> Chapter Summary</w:t>
-      </w:r>
-    </w:p>
-    <w:p>
-      <w:pPr>
-        <w:spacing w:line="360" w:lineRule="auto"/>
-        <w:jc w:val="both"/>
-      </w:pPr>
-      <w:r>
-        <w:t>This chapter has described the design and implementation of the experimental phishing detection system. It explained how the datasets were integrated, how preprocessing was carried out, how imbalance treatment methods were applied, how cross-validation and hyperparameter tuning were configured, how the machine learning models were selected and how performance was evaluated. The implementation is intentionally modular and comparative </w:t>
+        <w:t>learning models were selected and how performance was evaluated. The implementation is intentionally modular and comparative </w:t>
       </w:r>
       <w:r>
         <w:t>to ensure that all imbalance treatment techniques are evaluated under identical experimental conditions, thereby supporting fair comparison and reproducible research.</w:t>
@@ -2465,7 +1914,6 @@
         <w:jc w:val="both"/>
       </w:pPr>
       <w:r>
-        <w:lastRenderedPageBreak/>
         <w:t>Lemaître, G., Nogueira, F. and Aridas, C. K. (2017) 'Imbalanced-learn: A Python Toolbox to Tackle the Curse of Imbalanced Datasets in Machine Learning', </w:t>
       </w:r>
       <w:r>

--- a/chapters/Design and Implementation Draft V1.docx
+++ b/chapters/Design and Implementation Draft V1.docx
@@ -66,16 +66,100 @@
       <w:pPr>
         <w:spacing w:line="360" w:lineRule="auto"/>
         <w:jc w:val="both"/>
+        <w:rPr>
+          <w:noProof/>
+        </w:rPr>
+      </w:pPr>
+    </w:p>
+    <w:p>
+      <w:pPr>
+        <w:spacing w:line="360" w:lineRule="auto"/>
+        <w:jc w:val="center"/>
+      </w:pPr>
+      <w:r>
+        <w:rPr>
+          <w:noProof/>
+        </w:rPr>
+        <w:lastRenderedPageBreak/>
+        <w:drawing>
+          <wp:inline distT="0" distB="0" distL="0" distR="0" wp14:anchorId="61183807" wp14:editId="745E4467">
+            <wp:extent cx="4450080" cy="5473151"/>
+            <wp:effectExtent l="0" t="0" r="7620" b="0"/>
+            <wp:docPr id="5710098" name="Picture 1"/>
+            <wp:cNvGraphicFramePr>
+              <a:graphicFrameLocks xmlns:a="http://schemas.openxmlformats.org/drawingml/2006/main" noChangeAspect="1"/>
+            </wp:cNvGraphicFramePr>
+            <a:graphic xmlns:a="http://schemas.openxmlformats.org/drawingml/2006/main">
+              <a:graphicData uri="http://schemas.openxmlformats.org/drawingml/2006/picture">
+                <pic:pic xmlns:pic="http://schemas.openxmlformats.org/drawingml/2006/picture">
+                  <pic:nvPicPr>
+                    <pic:cNvPr id="0" name="Picture 28"/>
+                    <pic:cNvPicPr>
+                      <a:picLocks noChangeAspect="1" noChangeArrowheads="1"/>
+                    </pic:cNvPicPr>
+                  </pic:nvPicPr>
+                  <pic:blipFill rotWithShape="1">
+                    <a:blip r:embed="rId5" cstate="print">
+                      <a:extLst>
+                        <a:ext uri="{28A0092B-C50C-407E-A947-70E740481C1C}">
+                          <a14:useLocalDpi xmlns:a14="http://schemas.microsoft.com/office/drawing/2010/main" val="0"/>
+                        </a:ext>
+                      </a:extLst>
+                    </a:blip>
+                    <a:srcRect l="2631" t="2705" r="6292" b="2713"/>
+                    <a:stretch>
+                      <a:fillRect/>
+                    </a:stretch>
+                  </pic:blipFill>
+                  <pic:spPr bwMode="auto">
+                    <a:xfrm>
+                      <a:off x="0" y="0"/>
+                      <a:ext cx="4460301" cy="5485722"/>
+                    </a:xfrm>
+                    <a:prstGeom prst="rect">
+                      <a:avLst/>
+                    </a:prstGeom>
+                    <a:noFill/>
+                    <a:ln>
+                      <a:noFill/>
+                    </a:ln>
+                    <a:extLst>
+                      <a:ext uri="{53640926-AAD7-44D8-BBD7-CCE9431645EC}">
+                        <a14:shadowObscured xmlns:a14="http://schemas.microsoft.com/office/drawing/2010/main"/>
+                      </a:ext>
+                    </a:extLst>
+                  </pic:spPr>
+                </pic:pic>
+              </a:graphicData>
+            </a:graphic>
+          </wp:inline>
+        </w:drawing>
+      </w:r>
+    </w:p>
+    <w:p>
+      <w:pPr>
+        <w:spacing w:line="360" w:lineRule="auto"/>
+        <w:jc w:val="center"/>
+        <w:rPr>
+          <w:i/>
+          <w:iCs/>
+        </w:rPr>
       </w:pPr>
       <w:r>
         <w:rPr>
           <w:b/>
           <w:bCs/>
+          <w:i/>
+          <w:iCs/>
         </w:rPr>
         <w:t>Figure 4.1</w:t>
       </w:r>
       <w:r>
-        <w:t> System architecture of the phishing detection pipeline. Source: Author's own work.</w:t>
+        <w:rPr>
+          <w:i/>
+          <w:iCs/>
+        </w:rPr>
+        <w:t> System architecture of the phishing detection pipeline</w:t>
       </w:r>
     </w:p>
     <w:p>
@@ -110,8 +194,11 @@
         <w:jc w:val="both"/>
       </w:pPr>
       <w:r>
+        <w:t xml:space="preserve">The two datasets present the target variable differently, and the loader normalises this. The Vrbančič data encodes the target as a numeric indicator in a column named for the phishing class, while URL-Phish uses a </w:t>
+      </w:r>
+      <w:r>
         <w:lastRenderedPageBreak/>
-        <w:t>The two datasets present the target variable differently, and the loader normalises this. The Vrbančič data encodes the target as a numeric indicator in a column named for the phishing class, while URL-Phish uses a separate label column. Both are mapped so that phishing is the positive class, which is the convention every metric in this study is computed against.</w:t>
+        <w:t>separate label column. Both are mapped so that phishing is the positive class, which is the convention every metric in this study is computed against.</w:t>
       </w:r>
     </w:p>
     <w:p>
@@ -125,7 +212,7 @@
     </w:p>
     <w:p>
       <w:pPr>
-        <w:spacing w:line="360" w:lineRule="auto"/>
+        <w:spacing w:after="0" w:line="360" w:lineRule="auto"/>
         <w:jc w:val="both"/>
       </w:pPr>
       <w:r>
@@ -513,17 +600,26 @@
         <w:jc w:val="both"/>
       </w:pPr>
       <w:r>
-        <w:t>Stratified reduction then samples each dataset down to 20,000 instances, drawing from each class in proportion to its existing frequency. The resulting class proportions are 34.57% phishing for the Vrbančič data and 14.23% for URL-Phish, matching the published distributions to within one hundredth of a percentage point.</w:t>
-      </w:r>
-    </w:p>
-    <w:p>
-      <w:pPr>
-        <w:spacing w:line="360" w:lineRule="auto"/>
-        <w:jc w:val="both"/>
-      </w:pPr>
+        <w:t>Stratified reduction then samples each dataset down to 20,000 instances, drawing from each class in proportion to its existing frequency. The resulting class proportions are 34.57% phishing for the Vrbančič data and 14.2</w:t>
+      </w:r>
+      <w:r>
+        <w:t>4</w:t>
+      </w:r>
+      <w:r>
+        <w:t>% for URL-Phish, matching the published distributions to within one hundredth of a percentage point.</w:t>
+      </w:r>
+    </w:p>
+    <w:p>
+      <w:pPr>
+        <w:spacing w:line="360" w:lineRule="auto"/>
+        <w:jc w:val="both"/>
+      </w:pPr>
+      <w:r>
+        <w:t xml:space="preserve">The stratified train-test split is applied last, producing 16,000 training and 4,000 test instances. Splitting occurs before any imbalance treatment or feature scaling, so the test partition is never involved in fitting any component of the pipeline. Feature scaling is deliberately not applied at this stage: it is fitted inside each cross-validation fold, as described in Section 4.5, so that no scaling statistic is ever derived from data the model is </w:t>
+      </w:r>
       <w:r>
         <w:lastRenderedPageBreak/>
-        <w:t>The stratified train-test split is applied last, producing 16,000 training and 4,000 test instances. Splitting occurs before any imbalance treatment or feature scaling, so the test partition is never involved in fitting any component of the pipeline. Feature scaling is deliberately not applied at this stage: it is fitted inside each cross-validation fold, as described in Section 4.5, so that no scaling statistic is ever derived from data the model is later evaluated against.</w:t>
+        <w:t>later evaluated against.</w:t>
       </w:r>
       <w:r>
         <w:t xml:space="preserve"> </w:t>
@@ -543,18 +639,92 @@
     </w:p>
     <w:p>
       <w:pPr>
-        <w:spacing w:line="360" w:lineRule="auto"/>
-        <w:jc w:val="both"/>
+        <w:spacing w:after="0" w:line="360" w:lineRule="auto"/>
+        <w:jc w:val="center"/>
+      </w:pPr>
+      <w:r>
+        <w:rPr>
+          <w:noProof/>
+        </w:rPr>
+        <w:drawing>
+          <wp:inline distT="0" distB="0" distL="0" distR="0" wp14:anchorId="4AD6ED80" wp14:editId="1DB5627A">
+            <wp:extent cx="4290060" cy="6106455"/>
+            <wp:effectExtent l="0" t="0" r="0" b="8890"/>
+            <wp:docPr id="1342269071" name="Picture 2"/>
+            <wp:cNvGraphicFramePr>
+              <a:graphicFrameLocks xmlns:a="http://schemas.openxmlformats.org/drawingml/2006/main" noChangeAspect="1"/>
+            </wp:cNvGraphicFramePr>
+            <a:graphic xmlns:a="http://schemas.openxmlformats.org/drawingml/2006/main">
+              <a:graphicData uri="http://schemas.openxmlformats.org/drawingml/2006/picture">
+                <pic:pic xmlns:pic="http://schemas.openxmlformats.org/drawingml/2006/picture">
+                  <pic:nvPicPr>
+                    <pic:cNvPr id="0" name="Picture 30"/>
+                    <pic:cNvPicPr>
+                      <a:picLocks noChangeAspect="1" noChangeArrowheads="1"/>
+                    </pic:cNvPicPr>
+                  </pic:nvPicPr>
+                  <pic:blipFill rotWithShape="1">
+                    <a:blip r:embed="rId6" cstate="print">
+                      <a:extLst>
+                        <a:ext uri="{28A0092B-C50C-407E-A947-70E740481C1C}">
+                          <a14:useLocalDpi xmlns:a14="http://schemas.microsoft.com/office/drawing/2010/main" val="0"/>
+                        </a:ext>
+                      </a:extLst>
+                    </a:blip>
+                    <a:srcRect l="4852" t="832" r="4047" b="595"/>
+                    <a:stretch>
+                      <a:fillRect/>
+                    </a:stretch>
+                  </pic:blipFill>
+                  <pic:spPr bwMode="auto">
+                    <a:xfrm>
+                      <a:off x="0" y="0"/>
+                      <a:ext cx="4302413" cy="6124039"/>
+                    </a:xfrm>
+                    <a:prstGeom prst="rect">
+                      <a:avLst/>
+                    </a:prstGeom>
+                    <a:noFill/>
+                    <a:ln>
+                      <a:noFill/>
+                    </a:ln>
+                    <a:extLst>
+                      <a:ext uri="{53640926-AAD7-44D8-BBD7-CCE9431645EC}">
+                        <a14:shadowObscured xmlns:a14="http://schemas.microsoft.com/office/drawing/2010/main"/>
+                      </a:ext>
+                    </a:extLst>
+                  </pic:spPr>
+                </pic:pic>
+              </a:graphicData>
+            </a:graphic>
+          </wp:inline>
+        </w:drawing>
+      </w:r>
+    </w:p>
+    <w:p>
+      <w:pPr>
+        <w:spacing w:line="360" w:lineRule="auto"/>
+        <w:jc w:val="center"/>
+        <w:rPr>
+          <w:i/>
+          <w:iCs/>
+        </w:rPr>
       </w:pPr>
       <w:r>
         <w:rPr>
           <w:b/>
           <w:bCs/>
+          <w:i/>
+          <w:iCs/>
         </w:rPr>
         <w:t>Figure 4.2</w:t>
       </w:r>
       <w:r>
-        <w:t> Preprocessing workflow for both datasets. Source: Author's own work.</w:t>
+        <w:rPr>
+          <w:i/>
+          <w:iCs/>
+        </w:rPr>
+        <w:t> Preprocessing workflow for both datasets</w:t>
       </w:r>
     </w:p>
     <w:p>
@@ -580,11 +750,9 @@
         <w:jc w:val="both"/>
       </w:pPr>
       <w:r>
+        <w:lastRenderedPageBreak/>
         <w:t>Hyperparameter tuning is carried out using GridSearchCV for the main classifiers. This method performs exhaustive search over specified parameter values using cross-validated scoring, and its cv option can use stratified splitting for classification tasks. This makes it appropriate for controlled model comparison because the parameter search itself is conducted under the same cross-validation framework as model evaluation. </w:t>
       </w:r>
-      <w:r>
-        <w:t>For Decision Tree, the tuned parameters include max_depth, min_samples_split and criterion. For Random Forest, n_estimators, max_depth and max_features are optimised. For Support Vector Machine, the grid search covers C, gamma and kernel type. These parameters were selected because they directly influence model complexity, generalisation and sensitivity to class imbalance.</w:t>
-      </w:r>
     </w:p>
     <w:p>
       <w:pPr>
@@ -621,7 +789,6 @@
         <w:jc w:val="both"/>
       </w:pPr>
       <w:r>
-        <w:lastRenderedPageBreak/>
         <w:t xml:space="preserve">The seven techniques </w:t>
       </w:r>
       <w:r>
@@ -669,7 +836,7 @@
     </w:p>
     <w:p>
       <w:pPr>
-        <w:spacing w:line="360" w:lineRule="auto"/>
+        <w:spacing w:after="0" w:line="360" w:lineRule="auto"/>
         <w:jc w:val="both"/>
       </w:pPr>
       <w:r>
@@ -871,6 +1038,7 @@
               <w:jc w:val="both"/>
             </w:pPr>
             <w:r>
+              <w:lastRenderedPageBreak/>
               <w:t>SMOTE</w:t>
             </w:r>
           </w:p>
@@ -1097,12 +1265,6 @@
     </w:tbl>
     <w:p>
       <w:pPr>
-        <w:spacing w:line="360" w:lineRule="auto"/>
-        <w:jc w:val="both"/>
-      </w:pPr>
-    </w:p>
-    <w:p>
-      <w:pPr>
         <w:pStyle w:val="Heading2"/>
       </w:pPr>
       <w:r>
@@ -1124,54 +1286,134 @@
         <w:jc w:val="both"/>
       </w:pPr>
       <w:r>
-        <w:t xml:space="preserve">For the Decision Tree the search covers maximum depth, the minimum number of samples required to split a node, and the splitting criterion. For the Random Forest it covers the number of estimators, maximum depth, </w:t>
-      </w:r>
-      <w:r>
+        <w:t>For the Decision Tree the search covers maximum depth, the minimum number of samples required to split a node, and the splitting criterion. For the Random Forest it covers the number of estimators, maximum depth, and the number of features considered at each split. For the Support Vector Machine it covers the regularisation parameter, the kernel coefficient, and the kernel function.</w:t>
+      </w:r>
+    </w:p>
+    <w:p>
+      <w:pPr>
+        <w:spacing w:line="360" w:lineRule="auto"/>
+        <w:jc w:val="both"/>
+      </w:pPr>
+      <w:r>
+        <w:t>Selection is by F1-score on the phishing class rather than by accuracy, so that the tuning objective matches the evaluation criterion and does not reward a model for predicting the majority class. The configuration that scores highest is then refitted on the full treated training set before being evaluated.</w:t>
+      </w:r>
+    </w:p>
+    <w:p>
+      <w:pPr>
+        <w:spacing w:line="360" w:lineRule="auto"/>
+        <w:jc w:val="both"/>
+      </w:pPr>
+      <w:r>
+        <w:t>Two implementation decisions follow from the classifiers themselves. The Random Forest is fitted across multiple processes, since its trees are independent and its grid is the largest of the three. The Support Vector Machine is fitted without probability estimation enabled, because scikit-learn implements that through an internal cross-validation procedure that would substantially increase training time; the threshold-free metrics instead use the signed distance from the decision boundary, which ranks instances equivalently. Every classifier receives the run's random seed.</w:t>
+      </w:r>
+    </w:p>
+    <w:p>
+      <w:pPr>
+        <w:spacing w:line="360" w:lineRule="auto"/>
+        <w:jc w:val="both"/>
+      </w:pPr>
+      <w:r>
+        <w:t>Because each classifier is trained on every treated version of the training data across both datasets, and the partitions and tuning protocol are held constant, any difference in outcome is attributable to the classifier rather than to the experimental setup.</w:t>
+      </w:r>
+    </w:p>
+    <w:p>
+      <w:pPr>
+        <w:spacing w:after="0" w:line="360" w:lineRule="auto"/>
+        <w:jc w:val="center"/>
+        <w:rPr>
+          <w:noProof/>
+        </w:rPr>
+      </w:pPr>
+    </w:p>
+    <w:p>
+      <w:pPr>
+        <w:spacing w:after="0" w:line="360" w:lineRule="auto"/>
+        <w:jc w:val="center"/>
+      </w:pPr>
+      <w:r>
+        <w:rPr>
+          <w:noProof/>
+        </w:rPr>
         <w:lastRenderedPageBreak/>
-        <w:t>and the number of features considered at each split. For the Support Vector Machine it covers the regularisation parameter, the kernel coefficient, and the kernel function.</w:t>
-      </w:r>
-    </w:p>
-    <w:p>
-      <w:pPr>
-        <w:spacing w:line="360" w:lineRule="auto"/>
-        <w:jc w:val="both"/>
-      </w:pPr>
-      <w:r>
-        <w:t>Selection is by F1-score on the phishing class rather than by accuracy, so that the tuning objective matches the evaluation criterion and does not reward a model for predicting the majority class. The configuration that scores highest is then refitted on the full treated training set before being evaluated.</w:t>
-      </w:r>
-    </w:p>
-    <w:p>
-      <w:pPr>
-        <w:spacing w:line="360" w:lineRule="auto"/>
-        <w:jc w:val="both"/>
-      </w:pPr>
-      <w:r>
-        <w:t>Two implementation decisions follow from the classifiers themselves. The Random Forest is fitted across multiple processes, since its trees are independent and its grid is the largest of the three. The Support Vector Machine is fitted without probability estimation enabled, because scikit-learn implements that through an internal cross-validation procedure that would substantially increase training time; the threshold-free metrics instead use the signed distance from the decision boundary, which ranks instances equivalently. Every classifier receives the run's random seed.</w:t>
-      </w:r>
-    </w:p>
-    <w:p>
-      <w:pPr>
-        <w:spacing w:line="360" w:lineRule="auto"/>
-        <w:jc w:val="both"/>
-      </w:pPr>
-      <w:r>
-        <w:t>Because each classifier is trained on every treated version of the training data across both datasets, and the partitions and tuning protocol are held constant, any difference in outcome is attributable to the classifier rather than to the experimental setup.</w:t>
-      </w:r>
-    </w:p>
-    <w:p>
-      <w:pPr>
-        <w:spacing w:line="360" w:lineRule="auto"/>
-        <w:jc w:val="both"/>
+        <w:drawing>
+          <wp:inline distT="0" distB="0" distL="0" distR="0" wp14:anchorId="7EE67CC3" wp14:editId="0B0789E9">
+            <wp:extent cx="4892040" cy="5302885"/>
+            <wp:effectExtent l="0" t="0" r="3810" b="0"/>
+            <wp:docPr id="52844961" name="Picture 3"/>
+            <wp:cNvGraphicFramePr>
+              <a:graphicFrameLocks xmlns:a="http://schemas.openxmlformats.org/drawingml/2006/main" noChangeAspect="1"/>
+            </wp:cNvGraphicFramePr>
+            <a:graphic xmlns:a="http://schemas.openxmlformats.org/drawingml/2006/main">
+              <a:graphicData uri="http://schemas.openxmlformats.org/drawingml/2006/picture">
+                <pic:pic xmlns:pic="http://schemas.openxmlformats.org/drawingml/2006/picture">
+                  <pic:nvPicPr>
+                    <pic:cNvPr id="0" name="Picture 32"/>
+                    <pic:cNvPicPr>
+                      <a:picLocks noChangeAspect="1" noChangeArrowheads="1"/>
+                    </pic:cNvPicPr>
+                  </pic:nvPicPr>
+                  <pic:blipFill rotWithShape="1">
+                    <a:blip r:embed="rId7" cstate="print">
+                      <a:extLst>
+                        <a:ext uri="{28A0092B-C50C-407E-A947-70E740481C1C}">
+                          <a14:useLocalDpi xmlns:a14="http://schemas.microsoft.com/office/drawing/2010/main" val="0"/>
+                        </a:ext>
+                      </a:extLst>
+                    </a:blip>
+                    <a:srcRect l="1797" t="2129" r="2082" b="5245"/>
+                    <a:stretch>
+                      <a:fillRect/>
+                    </a:stretch>
+                  </pic:blipFill>
+                  <pic:spPr bwMode="auto">
+                    <a:xfrm>
+                      <a:off x="0" y="0"/>
+                      <a:ext cx="4906522" cy="5318583"/>
+                    </a:xfrm>
+                    <a:prstGeom prst="rect">
+                      <a:avLst/>
+                    </a:prstGeom>
+                    <a:noFill/>
+                    <a:ln>
+                      <a:noFill/>
+                    </a:ln>
+                    <a:extLst>
+                      <a:ext uri="{53640926-AAD7-44D8-BBD7-CCE9431645EC}">
+                        <a14:shadowObscured xmlns:a14="http://schemas.microsoft.com/office/drawing/2010/main"/>
+                      </a:ext>
+                    </a:extLst>
+                  </pic:spPr>
+                </pic:pic>
+              </a:graphicData>
+            </a:graphic>
+          </wp:inline>
+        </w:drawing>
+      </w:r>
+    </w:p>
+    <w:p>
+      <w:pPr>
+        <w:spacing w:line="360" w:lineRule="auto"/>
+        <w:jc w:val="center"/>
+        <w:rPr>
+          <w:i/>
+          <w:iCs/>
+        </w:rPr>
       </w:pPr>
       <w:r>
         <w:rPr>
           <w:b/>
           <w:bCs/>
+          <w:i/>
+          <w:iCs/>
         </w:rPr>
         <w:t>Figure 4.3</w:t>
       </w:r>
       <w:r>
-        <w:t> Classifier comparison within the experimental pipeline. Source: Author's own work.</w:t>
+        <w:rPr>
+          <w:i/>
+          <w:iCs/>
+        </w:rPr>
+        <w:t> Classifier comparison within the experimental pipeline</w:t>
       </w:r>
     </w:p>
     <w:p>
@@ -1188,7 +1430,13 @@
         <w:jc w:val="both"/>
       </w:pPr>
       <w:r>
-        <w:t>The metrics divide into two groups according to what they require as input, and this determines how each is computed.</w:t>
+        <w:t xml:space="preserve">The metrics </w:t>
+      </w:r>
+      <w:r>
+        <w:t>are divided</w:t>
+      </w:r>
+      <w:r>
+        <w:t xml:space="preserve"> into two groups according to what they require as input, and this determines how each is computed.</w:t>
       </w:r>
     </w:p>
     <w:p>
@@ -1215,6 +1463,7 @@
         <w:jc w:val="both"/>
       </w:pPr>
       <w:r>
+        <w:lastRenderedPageBreak/>
         <w:t>Accuracy and balanced accuracy are also recorded, though neither informs the conclusions. They are retained so that the difference between them can be observed directly: on imbalanced data the gap between the two is itself an indication of how unevenly a classifier treats the two classes.</w:t>
       </w:r>
     </w:p>
@@ -1224,16 +1473,12 @@
         <w:jc w:val="both"/>
       </w:pPr>
       <w:r>
-        <w:t xml:space="preserve">The full confusion matrix is stored for every configuration, together with the individual test-set predictions. Retaining the predictions rather than only the summary metrics is what makes McNemar's test possible, since </w:t>
-      </w:r>
-      <w:r>
-        <w:lastRenderedPageBreak/>
-        <w:t>that test operates on the specific instances where two models disagree and cannot be computed from aggregate scores.</w:t>
-      </w:r>
-    </w:p>
-    <w:p>
-      <w:pPr>
-        <w:spacing w:line="360" w:lineRule="auto"/>
+        <w:t>The full confusion matrix is stored for every configuration, together with the individual test-set predictions. Retaining the predictions rather than only the summary metrics is what makes McNemar's test possible, since that test operates on the specific instances where two models disagree and cannot be computed from aggregate scores.</w:t>
+      </w:r>
+    </w:p>
+    <w:p>
+      <w:pPr>
+        <w:spacing w:after="0" w:line="360" w:lineRule="auto"/>
         <w:jc w:val="both"/>
       </w:pPr>
       <w:r>
@@ -1571,6 +1816,7 @@
         <w:jc w:val="both"/>
       </w:pPr>
       <w:r>
+        <w:lastRenderedPageBreak/>
         <w:t>A significance level of p &lt; 0.05 is applied throughout. Differences that do not reach this threshold are reported as descriptive trends rather than as confirmed effects. Including these tests prevents the analysis from resting on mean performance values alone and makes the resulting comparison defensible.</w:t>
       </w:r>
     </w:p>
@@ -1588,7 +1834,6 @@
         <w:jc w:val="both"/>
       </w:pPr>
       <w:r>
-        <w:lastRenderedPageBreak/>
         <w:t>The implementation workflow follows a repeated experimental sequence. First, the dataset is loaded, cleaned and reduced by stratified sampling. Second, the train-test split is created using stratified sampling. Third, one imbalance treatment technique is applied within the training portion of each cross-validation fold. Fourth, one classifier is trained on the treated data. Fifth, the selected configuration is refitted on the full treated training set and evaluated once on the held-out test set.</w:t>
       </w:r>
     </w:p>
@@ -1629,7 +1874,7 @@
     </w:p>
     <w:p>
       <w:pPr>
-        <w:spacing w:line="360" w:lineRule="auto"/>
+        <w:spacing w:after="0" w:line="360" w:lineRule="auto"/>
         <w:jc w:val="both"/>
       </w:pPr>
       <w:r>
@@ -1733,6 +1978,7 @@
         <w:jc w:val="both"/>
       </w:pPr>
       <w:r>
+        <w:lastRenderedPageBreak/>
         <w:t>These versions are specified to support reproducibility, so that the experimental environment can be reconstructed. The use of widely adopted open-source libraries also strengthens the transparency and credibility of the implementation.</w:t>
       </w:r>
     </w:p>
@@ -1741,75 +1987,86 @@
         <w:pStyle w:val="Heading2"/>
       </w:pPr>
       <w:r>
+        <w:t>4.12 Explainability Implementation</w:t>
+      </w:r>
+    </w:p>
+    <w:p>
+      <w:pPr>
+        <w:spacing w:line="360" w:lineRule="auto"/>
+      </w:pPr>
+      <w:r>
+        <w:t>The explainability analysis introduced in Section 3.10 is implemented using SHAP. Because the two best-performing configurations are both tree ensembles, the exact TreeExplainer algorithm is used rather than the slower model-agnostic approximation. Attributions are computed on data transformed through every pipeline step preceding the classifier, so that the explanation describes the feature space in which the model was actually fitted. Resampling steps are excluded from this transformation, because they alter the number of training rows rather than the representation of an individual instance.</w:t>
+      </w:r>
+    </w:p>
+    <w:p>
+      <w:pPr>
+        <w:spacing w:line="360" w:lineRule="auto"/>
+      </w:pPr>
+      <w:r>
+        <w:t>Two forms of attribution are produced. Global importance ranks features by their mean absolute contribution across a sample of held-out instances, indicating which features move predictions most overall. Local attribution decomposes a single prediction, showing which feature values pushed the model towards or away from the phishing class. Feature values are reported on their original scale rather than the standardised scale used internally, since a standardised value carries no interpretable meaning for a reader.</w:t>
+      </w:r>
+    </w:p>
+    <w:p>
+      <w:pPr>
+        <w:spacing w:line="360" w:lineRule="auto"/>
+      </w:pPr>
+      <w:r>
+        <w:t>To support the comparison that Section 3.10 sets out, attributions are computed separately for models trained under different imbalance treatment techniques, holding the dataset and classifier constant. The resulting feature rankings are then placed side by side, so that any change in the ordering can be attributed to the treatment rather than to differences in model family or data. The rank range across treatments is recorded for each feature, giving a direct measure of how stable that feature's influence is. Results are reported in Chapter 5.</w:t>
+      </w:r>
+    </w:p>
+    <w:p>
+      <w:pPr>
+        <w:pStyle w:val="Heading2"/>
+      </w:pPr>
+      <w:r>
+        <w:t>4.1</w:t>
+      </w:r>
+      <w:r>
+        <w:t>3</w:t>
+      </w:r>
+      <w:r>
+        <w:t xml:space="preserve"> Design Justification</w:t>
+      </w:r>
+    </w:p>
+    <w:p>
+      <w:pPr>
+        <w:spacing w:line="360" w:lineRule="auto"/>
+        <w:jc w:val="both"/>
+      </w:pPr>
+      <w:r>
+        <w:t>The design choices made in this chapter are intended to support fairness, reproducibility and relevance. The use of two datasets makes the findings more robust, because it reduces the risk that the results are specific to a single benchmark. The use of multiple imbalance treatment methods allows the study to compare different balancing philosophies, rather than relying on one preferred approach. The use of three classifiers ensures that the results are not limited to a single model family.</w:t>
+      </w:r>
+    </w:p>
+    <w:p>
+      <w:pPr>
+        <w:spacing w:line="360" w:lineRule="auto"/>
+        <w:jc w:val="both"/>
+      </w:pPr>
+      <w:r>
+        <w:t>The overall implementation is deliberately structured around controlled experimentation. That is important because the dissertation is not trying to claim that one model solves phishing detection universally. Instead, it is examining how class imbalance treatment affects model behaviour under different experimental conditions. This makes the design academically defensible and closely aligned to the literature on imbalanced phishing detection.</w:t>
+      </w:r>
+    </w:p>
+    <w:p>
+      <w:pPr>
+        <w:spacing w:line="360" w:lineRule="auto"/>
+        <w:jc w:val="both"/>
+      </w:pPr>
+    </w:p>
+    <w:p>
+      <w:pPr>
+        <w:spacing w:line="360" w:lineRule="auto"/>
+        <w:jc w:val="both"/>
+      </w:pPr>
+    </w:p>
+    <w:p>
+      <w:pPr>
+        <w:pStyle w:val="Heading2"/>
+      </w:pPr>
+      <w:r>
         <w:lastRenderedPageBreak/>
-        <w:t>4.12 Explainability Implementation</w:t>
-      </w:r>
-    </w:p>
-    <w:p>
-      <w:pPr>
-        <w:spacing w:line="360" w:lineRule="auto"/>
-      </w:pPr>
-      <w:r>
-        <w:t>The explainability analysis introduced in Section 3.10 is implemented using SHAP. Because the two best-performing configurations are both tree ensembles, the exact TreeExplainer algorithm is used rather than the slower model-agnostic approximation. Attributions are computed on data transformed through every pipeline step preceding the classifier, so that the explanation describes the feature space in which the model was actually fitted. Resampling steps are excluded from this transformation, because they alter the number of training rows rather than the representation of an individual instance.</w:t>
-      </w:r>
-    </w:p>
-    <w:p>
-      <w:pPr>
-        <w:spacing w:line="360" w:lineRule="auto"/>
-      </w:pPr>
-      <w:r>
-        <w:t>Two forms of attribution are produced. Global importance ranks features by their mean absolute contribution across a sample of held-out instances, indicating which features move predictions most overall. Local attribution decomposes a single prediction, showing which feature values pushed the model towards or away from the phishing class. Feature values are reported on their original scale rather than the standardised scale used internally, since a standardised value carries no interpretable meaning for a reader.</w:t>
-      </w:r>
-    </w:p>
-    <w:p>
-      <w:pPr>
-        <w:spacing w:line="360" w:lineRule="auto"/>
-      </w:pPr>
-      <w:r>
-        <w:t>To support the comparison that Section 3.10 sets out, attributions are computed separately for models trained under different imbalance treatment techniques, holding the dataset and classifier constant. The resulting feature rankings are then placed side by side, so that any change in the ordering can be attributed to the treatment rather than to differences in model family or data. The rank range across treatments is recorded for each feature, giving a direct measure of how stable that feature's influence is. Results are reported in Chapter 5.</w:t>
-      </w:r>
-    </w:p>
-    <w:p/>
-    <w:p>
-      <w:pPr>
-        <w:pStyle w:val="Heading2"/>
-      </w:pPr>
-      <w:r>
         <w:t>4.1</w:t>
       </w:r>
       <w:r>
-        <w:t>3</w:t>
-      </w:r>
-      <w:r>
-        <w:t xml:space="preserve"> Design Justification</w:t>
-      </w:r>
-    </w:p>
-    <w:p>
-      <w:pPr>
-        <w:spacing w:line="360" w:lineRule="auto"/>
-        <w:jc w:val="both"/>
-      </w:pPr>
-      <w:r>
-        <w:t>The design choices made in this chapter are intended to support fairness, reproducibility and relevance. The use of two datasets makes the findings more robust, because it reduces the risk that the results are specific to a single benchmark. The use of multiple imbalance treatment methods allows the study to compare different balancing philosophies, rather than relying on one preferred approach. The use of three classifiers ensures that the results are not limited to a single model family.</w:t>
-      </w:r>
-    </w:p>
-    <w:p>
-      <w:pPr>
-        <w:spacing w:line="360" w:lineRule="auto"/>
-        <w:jc w:val="both"/>
-      </w:pPr>
-      <w:r>
-        <w:t>The overall implementation is deliberately structured around controlled experimentation. That is important because the dissertation is not trying to claim that one model solves phishing detection universally. Instead, it is examining how class imbalance treatment affects model behaviour under different experimental conditions. This makes the design academically defensible and closely aligned to the literature on imbalanced phishing detection.</w:t>
-      </w:r>
-    </w:p>
-    <w:p>
-      <w:pPr>
-        <w:pStyle w:val="Heading2"/>
-      </w:pPr>
-      <w:r>
-        <w:t>4.1</w:t>
-      </w:r>
-      <w:r>
         <w:t>4</w:t>
       </w:r>
       <w:r>
@@ -1822,45 +2079,50 @@
         <w:jc w:val="both"/>
       </w:pPr>
       <w:r>
-        <w:t xml:space="preserve">This chapter has described the design and implementation of the experimental phishing detection system. It explained how the datasets were integrated, how preprocessing was carried out, how imbalance treatment methods were applied, how cross-validation and hyperparameter tuning were configured, how the machine </w:t>
-      </w:r>
+        <w:t>This chapter has described the design and implementation of the experimental phishing detection system. It explained how the datasets were integrated, how preprocessing was carried out, how imbalance treatment methods were applied, how cross-validation and hyperparameter tuning were configured, how the machine learning models were selected and how performance was evaluated. The implementation is intentionally modular and comparative </w:t>
+      </w:r>
+      <w:r>
+        <w:t>to ensure that all imbalance treatment techniques are evaluated under identical experimental conditions, thereby supporting fair comparison and reproducible research.</w:t>
+      </w:r>
+    </w:p>
+    <w:p>
+      <w:pPr>
+        <w:spacing w:line="360" w:lineRule="auto"/>
+        <w:jc w:val="both"/>
+      </w:pPr>
+    </w:p>
+    <w:p>
+      <w:pPr>
+        <w:spacing w:line="360" w:lineRule="auto"/>
+        <w:jc w:val="both"/>
+      </w:pPr>
+    </w:p>
+    <w:p>
+      <w:pPr>
+        <w:spacing w:line="360" w:lineRule="auto"/>
+        <w:jc w:val="both"/>
+      </w:pPr>
+    </w:p>
+    <w:p>
+      <w:pPr>
+        <w:spacing w:line="360" w:lineRule="auto"/>
+        <w:jc w:val="both"/>
+      </w:pPr>
+    </w:p>
+    <w:p>
+      <w:pPr>
+        <w:spacing w:line="278" w:lineRule="auto"/>
+      </w:pPr>
+      <w:r>
+        <w:br w:type="page"/>
+      </w:r>
+    </w:p>
+    <w:p>
+      <w:pPr>
+        <w:pStyle w:val="Heading1"/>
+      </w:pPr>
       <w:r>
         <w:lastRenderedPageBreak/>
-        <w:t>learning models were selected and how performance was evaluated. The implementation is intentionally modular and comparative </w:t>
-      </w:r>
-      <w:r>
-        <w:t>to ensure that all imbalance treatment techniques are evaluated under identical experimental conditions, thereby supporting fair comparison and reproducible research.</w:t>
-      </w:r>
-    </w:p>
-    <w:p>
-      <w:pPr>
-        <w:spacing w:line="360" w:lineRule="auto"/>
-        <w:jc w:val="both"/>
-      </w:pPr>
-    </w:p>
-    <w:p>
-      <w:pPr>
-        <w:spacing w:line="360" w:lineRule="auto"/>
-        <w:jc w:val="both"/>
-      </w:pPr>
-    </w:p>
-    <w:p>
-      <w:pPr>
-        <w:spacing w:line="360" w:lineRule="auto"/>
-        <w:jc w:val="both"/>
-      </w:pPr>
-    </w:p>
-    <w:p>
-      <w:pPr>
-        <w:spacing w:line="360" w:lineRule="auto"/>
-        <w:jc w:val="both"/>
-      </w:pPr>
-    </w:p>
-    <w:p>
-      <w:pPr>
-        <w:pStyle w:val="Heading1"/>
-      </w:pPr>
-      <w:r>
         <w:t>References</w:t>
       </w:r>
     </w:p>
@@ -2809,9 +3071,10 @@
     <w:autoRedefine/>
     <w:uiPriority w:val="9"/>
     <w:qFormat/>
-    <w:rsid w:val="00010575"/>
+    <w:rsid w:val="00C01593"/>
     <w:pPr>
-      <w:spacing w:before="100" w:beforeAutospacing="1" w:after="100" w:afterAutospacing="1" w:line="240" w:lineRule="auto"/>
+      <w:spacing w:before="100" w:beforeAutospacing="1" w:after="0" w:line="360" w:lineRule="auto"/>
+      <w:jc w:val="both"/>
       <w:outlineLvl w:val="1"/>
     </w:pPr>
     <w:rPr>
@@ -3038,7 +3301,7 @@
     <w:basedOn w:val="DefaultParagraphFont"/>
     <w:link w:val="Heading2"/>
     <w:uiPriority w:val="9"/>
-    <w:rsid w:val="00010575"/>
+    <w:rsid w:val="00C01593"/>
     <w:rPr>
       <w:rFonts w:ascii="Times New Roman" w:eastAsia="Times New Roman" w:hAnsi="Times New Roman" w:cs="Times New Roman"/>
       <w:b/>
